--- a/docs/downloads/frank-binford-hole/تم/doc_0138.docx
+++ b/docs/downloads/frank-binford-hole/تم/doc_0138.docx
@@ -1,760 +1,1584 @@
 
 <file path=word/document.xml><?xml version="1.0" encoding="utf-8"?>
-<w:document xmlns:wpc="http://schemas.microsoft.com/office/word/2010/wordprocessingCanvas" xmlns:cx="http://schemas.microsoft.com/office/drawing/2014/chartex" xmlns:cx1="http://schemas.microsoft.com/office/drawing/2015/9/8/chartex" xmlns:cx2="http://schemas.microsoft.com/office/drawing/2015/10/21/chartex" xmlns:cx3="http://schemas.microsoft.com/office/drawing/2016/5/9/chartex" xmlns:cx4="http://schemas.microsoft.com/office/drawing/2016/5/10/chartex" xmlns:cx5="http://schemas.microsoft.com/office/drawing/2016/5/11/chartex" xmlns:cx6="http://schemas.microsoft.com/office/drawing/2016/5/12/chartex" xmlns:cx7="http://schemas.microsoft.com/office/drawing/2016/5/13/chartex" xmlns:cx8="http://schemas.microsoft.com/office/drawing/2016/5/14/chartex" xmlns:mc="http://schemas.openxmlformats.org/markup-compatibility/2006" xmlns:aink="http://schemas.microsoft.com/office/drawing/2016/ink" xmlns:am3d="http://schemas.microsoft.com/office/drawing/2017/model3d" xmlns:o="urn:schemas-microsoft-com:office:office" xmlns:oel="http://schemas.microsoft.com/office/2019/extlst" xmlns:r="http://schemas.openxmlformats.org/officeDocument/2006/relationships" xmlns:m="http://schemas.openxmlformats.org/officeDocument/2006/math" xmlns:v="urn:schemas-microsoft-com:vml" xmlns:wp14="http://schemas.microsoft.com/office/word/2010/wordprocessingDrawing" xmlns:wp="http://schemas.openxmlformats.org/drawingml/2006/wordprocessingDrawing" xmlns:w10="urn:schemas-microsoft-com:office:word" xmlns:w="http://schemas.openxmlformats.org/wordprocessingml/2006/main" xmlns:w14="http://schemas.microsoft.com/office/word/2010/wordml" xmlns:w15="http://schemas.microsoft.com/office/word/2012/wordml" xmlns:w16cex="http://schemas.microsoft.com/office/word/2018/wordml/cex" xmlns:w16cid="http://schemas.microsoft.com/office/word/2016/wordml/cid" xmlns:w16="http://schemas.microsoft.com/office/word/2018/wordml" xmlns:w16sdtdh="http://schemas.microsoft.com/office/word/2020/wordml/sdtdatahash" xmlns:w16se="http://schemas.microsoft.com/office/word/2015/wordml/symex" xmlns:wpg="http://schemas.microsoft.com/office/word/2010/wordprocessingGroup" xmlns:wpi="http://schemas.microsoft.com/office/word/2010/wordprocessingInk" xmlns:wne="http://schemas.microsoft.com/office/word/2006/wordml" xmlns:wps="http://schemas.microsoft.com/office/word/2010/wordprocessingShape" mc:Ignorable="w14 w15 w16se w16cid w16 w16cex w16sdtdh wp14">
+<w:document xmlns:wpc="http://schemas.microsoft.com/office/word/2010/wordprocessingCanvas" xmlns:cx="http://schemas.microsoft.com/office/drawing/2014/chartex" xmlns:cx1="http://schemas.microsoft.com/office/drawing/2015/9/8/chartex" xmlns:cx2="http://schemas.microsoft.com/office/drawing/2015/10/21/chartex" xmlns:cx3="http://schemas.microsoft.com/office/drawing/2016/5/9/chartex" xmlns:cx4="http://schemas.microsoft.com/office/drawing/2016/5/10/chartex" xmlns:cx5="http://schemas.microsoft.com/office/drawing/2016/5/11/chartex" xmlns:cx6="http://schemas.microsoft.com/office/drawing/2016/5/12/chartex" xmlns:cx7="http://schemas.microsoft.com/office/drawing/2016/5/13/chartex" xmlns:cx8="http://schemas.microsoft.com/office/drawing/2016/5/14/chartex" xmlns:mc="http://schemas.openxmlformats.org/markup-compatibility/2006" xmlns:aink="http://schemas.microsoft.com/office/drawing/2016/ink" xmlns:am3d="http://schemas.microsoft.com/office/drawing/2017/model3d" xmlns:o="urn:schemas-microsoft-com:office:office" xmlns:r="http://schemas.openxmlformats.org/officeDocument/2006/relationships" xmlns:m="http://schemas.openxmlformats.org/officeDocument/2006/math" xmlns:v="urn:schemas-microsoft-com:vml" xmlns:wp14="http://schemas.microsoft.com/office/word/2010/wordprocessingDrawing" xmlns:wp="http://schemas.openxmlformats.org/drawingml/2006/wordprocessingDrawing" xmlns:w10="urn:schemas-microsoft-com:office:word" xmlns:w="http://schemas.openxmlformats.org/wordprocessingml/2006/main" xmlns:w14="http://schemas.microsoft.com/office/word/2010/wordml" xmlns:w15="http://schemas.microsoft.com/office/word/2012/wordml" xmlns:w16cid="http://schemas.microsoft.com/office/word/2016/wordml/cid" xmlns:w16se="http://schemas.microsoft.com/office/word/2015/wordml/symex" xmlns:wpg="http://schemas.microsoft.com/office/word/2010/wordprocessingGroup" xmlns:wpi="http://schemas.microsoft.com/office/word/2010/wordprocessingInk" xmlns:wne="http://schemas.microsoft.com/office/word/2006/wordml" xmlns:wps="http://schemas.microsoft.com/office/word/2010/wordprocessingShape" mc:Ignorable="w14 w15 w16se w16cid wp14">
   <w:body>
     <w:p>
       <w:pPr>
-        <w:rPr>
-          <w:rtl/>
+        <w:jc w:val="both"/>
+        <w:rPr>
+          <w:rFonts w:ascii="Sakkal Majalla" w:hAnsi="Sakkal Majalla" w:cs="Sakkal Majalla"/>
+          <w:sz w:val="28"/>
+          <w:szCs w:val="28"/>
+          <w:rtl/>
+          <w:lang w:bidi="ar-AE"/>
+        </w:rPr>
+      </w:pPr>
+      <w:r>
+        <w:rPr>
+          <w:rFonts w:ascii="Sakkal Majalla" w:hAnsi="Sakkal Majalla" w:cs="Sakkal Majalla"/>
+          <w:sz w:val="28"/>
+          <w:szCs w:val="28"/>
+          <w:rtl/>
+          <w:lang w:bidi="ar-AE"/>
+        </w:rPr>
+        <w:fldChar w:fldCharType="begin"/>
+      </w:r>
+      <w:r>
+        <w:rPr>
+          <w:rFonts w:ascii="Sakkal Majalla" w:hAnsi="Sakkal Majalla" w:cs="Sakkal Majalla"/>
+          <w:sz w:val="28"/>
+          <w:szCs w:val="28"/>
+          <w:rtl/>
+          <w:lang w:bidi="ar-AE"/>
+        </w:rPr>
+        <w:instrText xml:space="preserve"> </w:instrText>
+      </w:r>
+      <w:r>
+        <w:rPr>
+          <w:rFonts w:ascii="Sakkal Majalla" w:hAnsi="Sakkal Majalla" w:cs="Sakkal Majalla"/>
+          <w:sz w:val="28"/>
+          <w:szCs w:val="28"/>
+          <w:lang w:bidi="ar-AE"/>
+        </w:rPr>
+        <w:instrText>HYPERLINK</w:instrText>
+      </w:r>
+      <w:r>
+        <w:rPr>
+          <w:rFonts w:ascii="Sakkal Majalla" w:hAnsi="Sakkal Majalla" w:cs="Sakkal Majalla"/>
+          <w:sz w:val="28"/>
+          <w:szCs w:val="28"/>
+          <w:rtl/>
+          <w:lang w:bidi="ar-AE"/>
+        </w:rPr>
+        <w:instrText xml:space="preserve"> "</w:instrText>
+      </w:r>
+      <w:r>
+        <w:rPr>
+          <w:rFonts w:ascii="Sakkal Majalla" w:hAnsi="Sakkal Majalla" w:cs="Sakkal Majalla"/>
+          <w:sz w:val="28"/>
+          <w:szCs w:val="28"/>
+          <w:lang w:bidi="ar-AE"/>
+        </w:rPr>
+        <w:instrText>https://www.bibelstudium.de/articles/1578/briefe-an-einen-neubekehrten-01.html</w:instrText>
+      </w:r>
+      <w:r>
+        <w:rPr>
+          <w:rFonts w:ascii="Sakkal Majalla" w:hAnsi="Sakkal Majalla" w:cs="Sakkal Majalla"/>
+          <w:sz w:val="28"/>
+          <w:szCs w:val="28"/>
+          <w:rtl/>
+          <w:lang w:bidi="ar-AE"/>
+        </w:rPr>
+        <w:instrText xml:space="preserve">" </w:instrText>
+      </w:r>
+      <w:r>
+        <w:rPr>
+          <w:rFonts w:ascii="Sakkal Majalla" w:hAnsi="Sakkal Majalla" w:cs="Sakkal Majalla"/>
+          <w:sz w:val="28"/>
+          <w:szCs w:val="28"/>
+          <w:rtl/>
+          <w:lang w:bidi="ar-AE"/>
+        </w:rPr>
+      </w:r>
+      <w:r>
+        <w:rPr>
+          <w:rFonts w:ascii="Sakkal Majalla" w:hAnsi="Sakkal Majalla" w:cs="Sakkal Majalla"/>
+          <w:sz w:val="28"/>
+          <w:szCs w:val="28"/>
+          <w:rtl/>
+          <w:lang w:bidi="ar-AE"/>
+        </w:rPr>
+        <w:fldChar w:fldCharType="separate"/>
+      </w:r>
+      <w:r>
+        <w:rPr>
+          <w:rStyle w:val="Hyperlink"/>
+          <w:rFonts w:ascii="Sakkal Majalla" w:hAnsi="Sakkal Majalla" w:cs="Sakkal Majalla" w:hint="cs"/>
+          <w:sz w:val="28"/>
+          <w:szCs w:val="28"/>
+          <w:rtl/>
+          <w:lang w:bidi="ar-AE"/>
+        </w:rPr>
+        <w:t>رسائل لحديثي الإيمان -1</w:t>
+      </w:r>
+      <w:r>
+        <w:rPr>
+          <w:rFonts w:ascii="Sakkal Majalla" w:hAnsi="Sakkal Majalla" w:cs="Sakkal Majalla"/>
+          <w:sz w:val="28"/>
+          <w:szCs w:val="28"/>
+          <w:rtl/>
+          <w:lang w:bidi="ar-AE"/>
+        </w:rPr>
+        <w:fldChar w:fldCharType="end"/>
+      </w:r>
+    </w:p>
+    <w:p>
+      <w:pPr>
+        <w:jc w:val="both"/>
+        <w:rPr>
+          <w:rFonts w:ascii="Sakkal Majalla" w:hAnsi="Sakkal Majalla" w:cs="Sakkal Majalla"/>
+          <w:sz w:val="28"/>
+          <w:szCs w:val="28"/>
+          <w:rtl/>
+          <w:lang w:bidi="ar-AE"/>
+        </w:rPr>
+      </w:pPr>
+      <w:proofErr w:type="spellStart"/>
+      <w:r>
+        <w:rPr>
+          <w:rFonts w:ascii="Sakkal Majalla" w:hAnsi="Sakkal Majalla" w:cs="Sakkal Majalla" w:hint="cs"/>
+          <w:sz w:val="28"/>
+          <w:szCs w:val="28"/>
+          <w:rtl/>
+          <w:lang w:bidi="ar-AE"/>
+        </w:rPr>
+        <w:t>ف.</w:t>
+      </w:r>
+      <w:proofErr w:type="gramStart"/>
+      <w:r>
+        <w:rPr>
+          <w:rFonts w:ascii="Sakkal Majalla" w:hAnsi="Sakkal Majalla" w:cs="Sakkal Majalla" w:hint="cs"/>
+          <w:sz w:val="28"/>
+          <w:szCs w:val="28"/>
+          <w:rtl/>
+          <w:lang w:bidi="ar-AE"/>
+        </w:rPr>
+        <w:t>ب.هول</w:t>
+      </w:r>
+      <w:proofErr w:type="spellEnd"/>
+      <w:proofErr w:type="gramEnd"/>
+    </w:p>
+    <w:p>
+      <w:pPr>
+        <w:jc w:val="both"/>
+        <w:rPr>
+          <w:rFonts w:ascii="Sakkal Majalla" w:hAnsi="Sakkal Majalla" w:cs="Sakkal Majalla"/>
+          <w:sz w:val="28"/>
+          <w:szCs w:val="28"/>
+          <w:rtl/>
+          <w:lang w:bidi="ar-AE"/>
+        </w:rPr>
+      </w:pPr>
+      <w:r>
+        <w:rPr>
+          <w:rFonts w:ascii="Sakkal Majalla" w:hAnsi="Sakkal Majalla" w:cs="Sakkal Majalla" w:hint="cs"/>
+          <w:sz w:val="28"/>
+          <w:szCs w:val="28"/>
+          <w:rtl/>
+          <w:lang w:bidi="ar-AE"/>
+        </w:rPr>
+        <w:t>بداية حسنة</w:t>
+      </w:r>
+    </w:p>
+    <w:p>
+      <w:pPr>
+        <w:jc w:val="both"/>
+        <w:rPr>
+          <w:rFonts w:ascii="Sakkal Majalla" w:hAnsi="Sakkal Majalla" w:cs="Sakkal Majalla"/>
+          <w:sz w:val="28"/>
+          <w:szCs w:val="28"/>
+          <w:rtl/>
+          <w:lang w:bidi="ar-AE"/>
+        </w:rPr>
+      </w:pPr>
+      <w:r>
+        <w:rPr>
+          <w:rFonts w:ascii="Sakkal Majalla" w:hAnsi="Sakkal Majalla" w:cs="Sakkal Majalla" w:hint="cs"/>
+          <w:sz w:val="28"/>
+          <w:szCs w:val="28"/>
+          <w:rtl/>
+          <w:lang w:bidi="ar-AE"/>
+        </w:rPr>
+        <w:t>صديقي المؤمن العزيز،</w:t>
+      </w:r>
+    </w:p>
+    <w:p>
+      <w:pPr>
+        <w:jc w:val="both"/>
+        <w:rPr>
+          <w:rFonts w:ascii="Sakkal Majalla" w:hAnsi="Sakkal Majalla" w:cs="Sakkal Majalla"/>
+          <w:sz w:val="28"/>
+          <w:szCs w:val="28"/>
+          <w:rtl/>
+          <w:lang w:bidi="ar-AE"/>
+        </w:rPr>
+      </w:pPr>
+      <w:r>
+        <w:rPr>
+          <w:rFonts w:ascii="Sakkal Majalla" w:hAnsi="Sakkal Majalla" w:cs="Sakkal Majalla" w:hint="cs"/>
+          <w:sz w:val="28"/>
+          <w:szCs w:val="28"/>
+          <w:rtl/>
+          <w:lang w:bidi="ar-AE"/>
+        </w:rPr>
+        <w:t>بكونك مؤمن جديد فأنت تقف على عتبة عصر جديد كليًا في حياتك. بكل تأكيد الكثير من الأشياء هي جديدة عليك في الطريق الذي دخلت فيه ويبدو لك أنه غامض بعض الشيء. أود أن أعرض عليك أمر أو أمرين سيساعدانك ببركة من عند الله في بداية مسيرة حياتك المسيحية.</w:t>
+      </w:r>
+    </w:p>
+    <w:p>
+      <w:pPr>
+        <w:jc w:val="both"/>
+        <w:rPr>
+          <w:rFonts w:ascii="Sakkal Majalla" w:hAnsi="Sakkal Majalla" w:cs="Sakkal Majalla"/>
+          <w:sz w:val="28"/>
+          <w:szCs w:val="28"/>
+          <w:rtl/>
+          <w:lang w:bidi="ar-AE"/>
+        </w:rPr>
+      </w:pPr>
+      <w:r>
+        <w:rPr>
+          <w:rFonts w:ascii="Sakkal Majalla" w:hAnsi="Sakkal Majalla" w:cs="Sakkal Majalla" w:hint="cs"/>
+          <w:sz w:val="28"/>
+          <w:szCs w:val="28"/>
+          <w:rtl/>
+          <w:lang w:bidi="ar-AE"/>
+        </w:rPr>
+        <w:t xml:space="preserve">نحن لسنا بحاجة فيما بعد أن نتكلم عن ماضيك </w:t>
+      </w:r>
+      <w:r>
+        <w:rPr>
+          <w:rFonts w:ascii="Sakkal Majalla" w:hAnsi="Sakkal Majalla" w:cs="Sakkal Majalla"/>
+          <w:sz w:val="28"/>
+          <w:szCs w:val="28"/>
+          <w:rtl/>
+          <w:lang w:bidi="ar-AE"/>
+        </w:rPr>
+        <w:t>–</w:t>
+      </w:r>
+      <w:r>
+        <w:rPr>
+          <w:rFonts w:ascii="Sakkal Majalla" w:hAnsi="Sakkal Majalla" w:cs="Sakkal Majalla" w:hint="cs"/>
+          <w:sz w:val="28"/>
+          <w:szCs w:val="28"/>
+          <w:rtl/>
+          <w:lang w:bidi="ar-AE"/>
+        </w:rPr>
+        <w:t xml:space="preserve"> فقط ترتّب أمره. وليس عن مستقبلك </w:t>
+      </w:r>
+      <w:r>
+        <w:rPr>
+          <w:rFonts w:ascii="Sakkal Majalla" w:hAnsi="Sakkal Majalla" w:cs="Sakkal Majalla"/>
+          <w:sz w:val="28"/>
+          <w:szCs w:val="28"/>
+          <w:rtl/>
+          <w:lang w:bidi="ar-AE"/>
+        </w:rPr>
+        <w:t>–</w:t>
+      </w:r>
+      <w:r>
+        <w:rPr>
+          <w:rFonts w:ascii="Sakkal Majalla" w:hAnsi="Sakkal Majalla" w:cs="Sakkal Majalla" w:hint="cs"/>
+          <w:sz w:val="28"/>
+          <w:szCs w:val="28"/>
+          <w:rtl/>
+          <w:lang w:bidi="ar-AE"/>
+        </w:rPr>
+        <w:t xml:space="preserve"> إنه مضمون. كلاهما بقيمة دم المسيح الثمين. فالآن نريد أن نركزّ في أفكارنا بالحاضر. فيما يتعلق بمستقبلك الأبدي، فإبليس لا يستطيع أن يصلك، وهو يعلم ذلك. لذلك فإنه يركز كل جهوده بأن يُفسد شهادتك للرب اليوم.</w:t>
+      </w:r>
+    </w:p>
+    <w:p>
+      <w:pPr>
+        <w:jc w:val="both"/>
+        <w:rPr>
+          <w:rFonts w:ascii="Sakkal Majalla" w:hAnsi="Sakkal Majalla" w:cs="Sakkal Majalla"/>
+          <w:sz w:val="28"/>
+          <w:szCs w:val="28"/>
+          <w:rtl/>
+          <w:lang w:bidi="ar-AE"/>
+        </w:rPr>
+      </w:pPr>
+      <w:r>
+        <w:rPr>
+          <w:rFonts w:ascii="Sakkal Majalla" w:hAnsi="Sakkal Majalla" w:cs="Sakkal Majalla" w:hint="cs"/>
+          <w:sz w:val="28"/>
+          <w:szCs w:val="28"/>
+          <w:rtl/>
+          <w:lang w:bidi="ar-AE"/>
+        </w:rPr>
+        <w:t>إن كان باستطاعته أن يجعلك تهينه، فالأفضل بأن يكون بغيابه. وإن لم يحدث فله بعض الوسائل ال</w:t>
+      </w:r>
+      <w:r>
+        <w:rPr>
+          <w:rFonts w:ascii="Sakkal Majalla" w:hAnsi="Sakkal Majalla" w:cs="Sakkal Majalla" w:hint="cs"/>
+          <w:sz w:val="28"/>
+          <w:szCs w:val="28"/>
+          <w:rtl/>
+          <w:lang w:bidi="ar-AE"/>
+        </w:rPr>
+        <w:t>مؤثرة جدًا ليكبت نموك الروحي وليجعل قربانه المسكين من كل شيء عدا مسيحي سعيد.</w:t>
+      </w:r>
+    </w:p>
+    <w:p>
+      <w:pPr>
+        <w:jc w:val="both"/>
+        <w:rPr>
+          <w:rFonts w:ascii="Sakkal Majalla" w:hAnsi="Sakkal Majalla" w:cs="Sakkal Majalla"/>
+          <w:sz w:val="28"/>
+          <w:szCs w:val="28"/>
+          <w:rtl/>
+          <w:lang w:bidi="ar-AE"/>
+        </w:rPr>
+      </w:pPr>
+      <w:r>
+        <w:rPr>
+          <w:rFonts w:ascii="Sakkal Majalla" w:hAnsi="Sakkal Majalla" w:cs="Sakkal Majalla" w:hint="cs"/>
+          <w:sz w:val="28"/>
+          <w:szCs w:val="28"/>
+          <w:rtl/>
+          <w:lang w:bidi="ar-AE"/>
+        </w:rPr>
+        <w:t xml:space="preserve">في مملكة الحيوانات هنالك صنفين رئيسين: الفقريات </w:t>
+      </w:r>
+      <w:proofErr w:type="spellStart"/>
+      <w:r>
+        <w:rPr>
+          <w:rFonts w:ascii="Sakkal Majalla" w:hAnsi="Sakkal Majalla" w:cs="Sakkal Majalla" w:hint="cs"/>
+          <w:sz w:val="28"/>
+          <w:szCs w:val="28"/>
+          <w:rtl/>
+          <w:lang w:bidi="ar-AE"/>
+        </w:rPr>
+        <w:t>واللافقريات</w:t>
+      </w:r>
+      <w:proofErr w:type="spellEnd"/>
+      <w:r>
+        <w:rPr>
+          <w:rFonts w:ascii="Sakkal Majalla" w:hAnsi="Sakkal Majalla" w:cs="Sakkal Majalla" w:hint="cs"/>
+          <w:sz w:val="28"/>
+          <w:szCs w:val="28"/>
+          <w:rtl/>
+          <w:lang w:bidi="ar-AE"/>
+        </w:rPr>
+        <w:t xml:space="preserve">. والمؤمنون أيضًا من الممكن تقسيمهم بهذا الشكل، وأتمنى بأنك لست مسيحيًا </w:t>
+      </w:r>
+      <w:proofErr w:type="spellStart"/>
+      <w:r>
+        <w:rPr>
+          <w:rFonts w:ascii="Sakkal Majalla" w:hAnsi="Sakkal Majalla" w:cs="Sakkal Majalla" w:hint="cs"/>
+          <w:sz w:val="28"/>
+          <w:szCs w:val="28"/>
+          <w:rtl/>
+          <w:lang w:bidi="ar-AE"/>
+        </w:rPr>
+        <w:t>لافقريًأ</w:t>
+      </w:r>
+      <w:proofErr w:type="spellEnd"/>
+      <w:r>
+        <w:rPr>
+          <w:rFonts w:ascii="Sakkal Majalla" w:hAnsi="Sakkal Majalla" w:cs="Sakkal Majalla" w:hint="cs"/>
+          <w:sz w:val="28"/>
+          <w:szCs w:val="28"/>
+          <w:rtl/>
+          <w:lang w:bidi="ar-AE"/>
+        </w:rPr>
+        <w:t>، وإنما مسيحي له عمود فقري منطبع بقوة العزيمة والحيوية الروحية وليس بالركود وبالارتداد.</w:t>
+      </w:r>
+    </w:p>
+    <w:p>
+      <w:pPr>
+        <w:jc w:val="both"/>
+        <w:rPr>
+          <w:rFonts w:ascii="Sakkal Majalla" w:hAnsi="Sakkal Majalla" w:cs="Sakkal Majalla"/>
+          <w:sz w:val="28"/>
+          <w:szCs w:val="28"/>
+          <w:rtl/>
+          <w:lang w:bidi="ar-AE"/>
+        </w:rPr>
+      </w:pPr>
+      <w:r>
+        <w:rPr>
+          <w:rFonts w:ascii="Sakkal Majalla" w:hAnsi="Sakkal Majalla" w:cs="Sakkal Majalla" w:hint="cs"/>
+          <w:sz w:val="28"/>
+          <w:szCs w:val="28"/>
+          <w:rtl/>
+          <w:lang w:bidi="ar-AE"/>
+        </w:rPr>
+        <w:t>في البداية تحذر من التصور، بأنك وصلت في رجوعك بالإيمان قمة كل ما تبتغيه، غاية الميدان المسيحي. الحقيقة هي بأن الرجوع بالإيمان ليس هو البتة الغاية، وإنما "حجر الانطلاق". فالسباق سيبدأ من الآن. فإنه بكل تأكيد ليس الوقت الصحيح بالاستخفاف بالأمور، وإنما عليك أن تتهيأ</w:t>
+      </w:r>
+      <w:r>
+        <w:rPr>
+          <w:rFonts w:ascii="Sakkal Majalla" w:hAnsi="Sakkal Majalla" w:cs="Sakkal Majalla" w:hint="cs"/>
+          <w:sz w:val="28"/>
+          <w:szCs w:val="28"/>
+          <w:rtl/>
+          <w:lang w:bidi="ar-AE"/>
+        </w:rPr>
+        <w:t xml:space="preserve"> بشكل جيد. إنه ل</w:t>
+      </w:r>
+      <w:r>
+        <w:rPr>
+          <w:rFonts w:ascii="Sakkal Majalla" w:hAnsi="Sakkal Majalla" w:cs="Sakkal Majalla" w:hint="cs"/>
+          <w:sz w:val="28"/>
+          <w:szCs w:val="28"/>
+          <w:rtl/>
+          <w:lang w:bidi="ar-AE"/>
+        </w:rPr>
+        <w:t>ح</w:t>
+      </w:r>
+      <w:r>
+        <w:rPr>
+          <w:rFonts w:ascii="Sakkal Majalla" w:hAnsi="Sakkal Majalla" w:cs="Sakkal Majalla" w:hint="cs"/>
+          <w:sz w:val="28"/>
+          <w:szCs w:val="28"/>
+          <w:rtl/>
+          <w:lang w:bidi="ar-AE"/>
+        </w:rPr>
+        <w:t>س</w:t>
+      </w:r>
+      <w:r>
+        <w:rPr>
+          <w:rFonts w:ascii="Sakkal Majalla" w:hAnsi="Sakkal Majalla" w:cs="Sakkal Majalla" w:hint="cs"/>
+          <w:sz w:val="28"/>
+          <w:szCs w:val="28"/>
+          <w:rtl/>
+          <w:lang w:bidi="ar-AE"/>
+        </w:rPr>
+        <w:t>ُ</w:t>
+      </w:r>
+      <w:r>
+        <w:rPr>
+          <w:rFonts w:ascii="Sakkal Majalla" w:hAnsi="Sakkal Majalla" w:cs="Sakkal Majalla" w:hint="cs"/>
+          <w:sz w:val="28"/>
+          <w:szCs w:val="28"/>
+          <w:rtl/>
+          <w:lang w:bidi="ar-AE"/>
+        </w:rPr>
+        <w:t xml:space="preserve">ن الأمر لو تمثل كل مؤمن جديد بشاول الطرسوسي (الرسول بولس لاحقًا) الذي طرح سؤالين من بعد إيمانه: "مَن أنت يا رب؟"، و "يا رب، ماذا تريد مني أن أفعل؟" (أعمال الرسل 9: 5 </w:t>
+      </w:r>
+      <w:r>
+        <w:rPr>
+          <w:rFonts w:ascii="Sakkal Majalla" w:hAnsi="Sakkal Majalla" w:cs="Sakkal Majalla"/>
+          <w:sz w:val="28"/>
+          <w:szCs w:val="28"/>
+          <w:rtl/>
+          <w:lang w:bidi="ar-AE"/>
+        </w:rPr>
+        <w:t>–</w:t>
+      </w:r>
+      <w:r>
+        <w:rPr>
+          <w:rFonts w:ascii="Sakkal Majalla" w:hAnsi="Sakkal Majalla" w:cs="Sakkal Majalla" w:hint="cs"/>
+          <w:sz w:val="28"/>
+          <w:szCs w:val="28"/>
+          <w:rtl/>
+          <w:lang w:bidi="ar-AE"/>
+        </w:rPr>
+        <w:t xml:space="preserve"> 6).</w:t>
+      </w:r>
+    </w:p>
+    <w:p>
+      <w:pPr>
+        <w:jc w:val="both"/>
+        <w:rPr>
+          <w:rFonts w:ascii="Sakkal Majalla" w:hAnsi="Sakkal Majalla" w:cs="Sakkal Majalla"/>
+          <w:sz w:val="28"/>
+          <w:szCs w:val="28"/>
+          <w:rtl/>
+          <w:lang w:bidi="ar-AE"/>
+        </w:rPr>
+      </w:pPr>
+      <w:r>
+        <w:rPr>
+          <w:rFonts w:ascii="Sakkal Majalla" w:hAnsi="Sakkal Majalla" w:cs="Sakkal Majalla" w:hint="cs"/>
+          <w:sz w:val="28"/>
+          <w:szCs w:val="28"/>
+          <w:rtl/>
+          <w:lang w:bidi="ar-AE"/>
+        </w:rPr>
+        <w:t xml:space="preserve">وعدا عن هذا فيسوع هو ربك. ليس مخلصك فقط </w:t>
+      </w:r>
+      <w:r>
+        <w:rPr>
+          <w:rFonts w:ascii="Sakkal Majalla" w:hAnsi="Sakkal Majalla" w:cs="Sakkal Majalla"/>
+          <w:sz w:val="28"/>
+          <w:szCs w:val="28"/>
+          <w:rtl/>
+          <w:lang w:bidi="ar-AE"/>
+        </w:rPr>
+        <w:t>–</w:t>
+      </w:r>
+      <w:r>
+        <w:rPr>
+          <w:rFonts w:ascii="Sakkal Majalla" w:hAnsi="Sakkal Majalla" w:cs="Sakkal Majalla" w:hint="cs"/>
+          <w:sz w:val="28"/>
+          <w:szCs w:val="28"/>
+          <w:rtl/>
+          <w:lang w:bidi="ar-AE"/>
+        </w:rPr>
+        <w:t xml:space="preserve"> مبارك اسمه! </w:t>
+      </w:r>
+      <w:r>
+        <w:rPr>
+          <w:rFonts w:ascii="Sakkal Majalla" w:hAnsi="Sakkal Majalla" w:cs="Sakkal Majalla"/>
+          <w:sz w:val="28"/>
+          <w:szCs w:val="28"/>
+          <w:rtl/>
+          <w:lang w:bidi="ar-AE"/>
+        </w:rPr>
+        <w:t>–</w:t>
+      </w:r>
+      <w:r>
+        <w:rPr>
+          <w:rFonts w:ascii="Sakkal Majalla" w:hAnsi="Sakkal Majalla" w:cs="Sakkal Majalla" w:hint="cs"/>
+          <w:sz w:val="28"/>
+          <w:szCs w:val="28"/>
+          <w:rtl/>
+          <w:lang w:bidi="ar-AE"/>
+        </w:rPr>
+        <w:t xml:space="preserve"> وإنما كذلك ربك. إنك طبعًا تعترف بذلك، وإلا لما كنت قد آمنت بعد. فاستعد بأن تنهض وتركض بحسب دعوته لك، كما فعل شاول. في الرسالة الموجهة إلى الذين رجعوا من الديانة اليهودية إلى المسيحية، نجد المطالبة: "</w:t>
+      </w:r>
+      <w:r>
+        <w:rPr>
+          <w:rFonts w:ascii="Sakkal Majalla" w:hAnsi="Sakkal Majalla" w:cs="Sakkal Majalla"/>
+          <w:sz w:val="28"/>
+          <w:szCs w:val="28"/>
+          <w:rtl/>
+          <w:lang w:bidi="ar-AE"/>
+        </w:rPr>
+        <w:t xml:space="preserve"> </w:t>
+      </w:r>
+      <w:r>
+        <w:rPr>
+          <w:rFonts w:ascii="Sakkal Majalla" w:hAnsi="Sakkal Majalla" w:cs="Sakkal Majalla" w:hint="cs"/>
+          <w:sz w:val="28"/>
+          <w:szCs w:val="28"/>
+          <w:rtl/>
+          <w:lang w:bidi="ar-AE"/>
+        </w:rPr>
+        <w:t>لِنَتَقَدَّمْ</w:t>
+      </w:r>
+      <w:r>
+        <w:rPr>
+          <w:rFonts w:ascii="Sakkal Majalla" w:hAnsi="Sakkal Majalla" w:cs="Sakkal Majalla"/>
+          <w:sz w:val="28"/>
+          <w:szCs w:val="28"/>
+          <w:rtl/>
+          <w:lang w:bidi="ar-AE"/>
+        </w:rPr>
+        <w:t xml:space="preserve"> </w:t>
+      </w:r>
+      <w:r>
+        <w:rPr>
+          <w:rFonts w:ascii="Sakkal Majalla" w:hAnsi="Sakkal Majalla" w:cs="Sakkal Majalla" w:hint="cs"/>
+          <w:sz w:val="28"/>
+          <w:szCs w:val="28"/>
+          <w:rtl/>
+          <w:lang w:bidi="ar-AE"/>
+        </w:rPr>
+        <w:t>إِلَى</w:t>
+      </w:r>
+      <w:r>
+        <w:rPr>
+          <w:rFonts w:ascii="Sakkal Majalla" w:hAnsi="Sakkal Majalla" w:cs="Sakkal Majalla"/>
+          <w:sz w:val="28"/>
+          <w:szCs w:val="28"/>
+          <w:rtl/>
+          <w:lang w:bidi="ar-AE"/>
+        </w:rPr>
+        <w:t xml:space="preserve"> </w:t>
+      </w:r>
+      <w:r>
+        <w:rPr>
+          <w:rFonts w:ascii="Sakkal Majalla" w:hAnsi="Sakkal Majalla" w:cs="Sakkal Majalla" w:hint="cs"/>
+          <w:sz w:val="28"/>
+          <w:szCs w:val="28"/>
+          <w:rtl/>
+          <w:lang w:bidi="ar-AE"/>
+        </w:rPr>
+        <w:t>الْكَمَالِ</w:t>
+      </w:r>
+      <w:r>
+        <w:rPr>
+          <w:rFonts w:ascii="Sakkal Majalla" w:hAnsi="Sakkal Majalla" w:cs="Sakkal Majalla" w:hint="cs"/>
+          <w:sz w:val="28"/>
+          <w:szCs w:val="28"/>
+          <w:rtl/>
+          <w:lang w:bidi="ar-AE"/>
+        </w:rPr>
+        <w:t xml:space="preserve"> (كمال النمو)" (عبرانيين 6: 1). اجعل الكلمات "</w:t>
+      </w:r>
+      <w:r>
+        <w:rPr>
+          <w:rFonts w:hint="cs"/>
+          <w:rtl/>
+        </w:rPr>
+        <w:t xml:space="preserve"> </w:t>
+      </w:r>
+      <w:r>
+        <w:rPr>
+          <w:rFonts w:ascii="Sakkal Majalla" w:hAnsi="Sakkal Majalla" w:cs="Sakkal Majalla" w:hint="cs"/>
+          <w:sz w:val="28"/>
+          <w:szCs w:val="28"/>
+          <w:rtl/>
+          <w:lang w:bidi="ar-AE"/>
+        </w:rPr>
+        <w:t>لِنَتَقَدَّمْ</w:t>
+      </w:r>
+      <w:r>
+        <w:rPr>
+          <w:rFonts w:ascii="Sakkal Majalla" w:hAnsi="Sakkal Majalla" w:cs="Sakkal Majalla" w:hint="cs"/>
+          <w:sz w:val="28"/>
+          <w:szCs w:val="28"/>
+          <w:rtl/>
+          <w:lang w:bidi="ar-AE"/>
+        </w:rPr>
+        <w:t xml:space="preserve">" شعارك واحفظها في ذاكرتك دائمًا. لأنه كما يسقط راكب الدراجة إن لم يستمر في التقدم، هكذا ينبغي علينا أن نتقدم إن كان على </w:t>
+      </w:r>
+      <w:proofErr w:type="spellStart"/>
+      <w:r>
+        <w:rPr>
+          <w:rFonts w:ascii="Sakkal Majalla" w:hAnsi="Sakkal Majalla" w:cs="Sakkal Majalla" w:hint="cs"/>
+          <w:sz w:val="28"/>
+          <w:szCs w:val="28"/>
+          <w:rtl/>
+          <w:lang w:bidi="ar-AE"/>
+        </w:rPr>
+        <w:t>مسيحيتنا</w:t>
+      </w:r>
+      <w:proofErr w:type="spellEnd"/>
+      <w:r>
+        <w:rPr>
+          <w:rFonts w:ascii="Sakkal Majalla" w:hAnsi="Sakkal Majalla" w:cs="Sakkal Majalla" w:hint="cs"/>
+          <w:sz w:val="28"/>
+          <w:szCs w:val="28"/>
+          <w:rtl/>
+          <w:lang w:bidi="ar-AE"/>
+        </w:rPr>
+        <w:t xml:space="preserve"> أن تكون أكثر من مجرد اسم</w:t>
+      </w:r>
+      <w:r>
+        <w:rPr>
+          <w:rFonts w:ascii="Sakkal Majalla" w:hAnsi="Sakkal Majalla" w:cs="Sakkal Majalla" w:hint="cs"/>
+          <w:sz w:val="28"/>
+          <w:szCs w:val="28"/>
+          <w:rtl/>
+          <w:lang w:bidi="ar-AE"/>
+        </w:rPr>
+        <w:t xml:space="preserve"> لا قيمة له.</w:t>
+      </w:r>
+    </w:p>
+    <w:p>
+      <w:pPr>
+        <w:jc w:val="both"/>
+        <w:rPr>
+          <w:rFonts w:ascii="Sakkal Majalla" w:hAnsi="Sakkal Majalla" w:cs="Sakkal Majalla"/>
+          <w:sz w:val="28"/>
+          <w:szCs w:val="28"/>
+          <w:rtl/>
+          <w:lang w:bidi="ar-AE"/>
+        </w:rPr>
+        <w:sectPr>
+          <w:pgSz w:w="11906" w:h="16838"/>
+          <w:pgMar w:top="1440" w:right="1800" w:bottom="1440" w:left="1800" w:header="708" w:footer="708" w:gutter="0"/>
+          <w:cols w:space="708"/>
+          <w:bidi/>
+          <w:rtlGutter/>
+          <w:docGrid w:linePitch="360"/>
+        </w:sectPr>
+      </w:pPr>
+      <w:r>
+        <w:rPr>
+          <w:rFonts w:ascii="Sakkal Majalla" w:hAnsi="Sakkal Majalla" w:cs="Sakkal Majalla" w:hint="cs"/>
+          <w:sz w:val="28"/>
+          <w:szCs w:val="28"/>
+          <w:rtl/>
+          <w:lang w:bidi="ar-AE"/>
+        </w:rPr>
+        <w:t xml:space="preserve">من الطبيعي أنك تود بأن تبدأ بداية حسنة. فكُن قبل أي شيء صادقًا. إن كنت لا زلت متشككًا وقلقًا من نحو أمرك مع الله فتشجع بأن تتكلم بذلك، ولا تتظاهر بأن كل شيء على يرام إن كنت لست متأكدًا من الأمر. حتى وإن قلت مرات </w:t>
+      </w:r>
+      <w:r>
+        <w:rPr>
+          <w:rFonts w:ascii="Sakkal Majalla" w:hAnsi="Sakkal Majalla" w:cs="Sakkal Majalla" w:hint="cs"/>
+          <w:sz w:val="28"/>
+          <w:szCs w:val="28"/>
+          <w:rtl/>
+          <w:lang w:bidi="ar-AE"/>
+        </w:rPr>
+        <w:t>عديدة</w:t>
+      </w:r>
+      <w:r>
+        <w:rPr>
+          <w:rFonts w:ascii="Sakkal Majalla" w:hAnsi="Sakkal Majalla" w:cs="Sakkal Majalla" w:hint="cs"/>
+          <w:sz w:val="28"/>
+          <w:szCs w:val="28"/>
+          <w:rtl/>
+          <w:lang w:bidi="ar-AE"/>
+        </w:rPr>
+        <w:t xml:space="preserve"> لوعاظ وأصدقاء بأنك مُخلّص، فلن يستغربوا </w:t>
+      </w:r>
+      <w:r>
+        <w:rPr>
+          <w:rFonts w:ascii="Sakkal Majalla" w:hAnsi="Sakkal Majalla" w:cs="Sakkal Majalla"/>
+          <w:sz w:val="28"/>
+          <w:szCs w:val="28"/>
+          <w:rtl/>
+          <w:lang w:bidi="ar-AE"/>
+        </w:rPr>
+        <w:t>–</w:t>
+      </w:r>
+      <w:r>
+        <w:rPr>
+          <w:rFonts w:ascii="Sakkal Majalla" w:hAnsi="Sakkal Majalla" w:cs="Sakkal Majalla" w:hint="cs"/>
+          <w:sz w:val="28"/>
+          <w:szCs w:val="28"/>
+          <w:rtl/>
+          <w:lang w:bidi="ar-AE"/>
+        </w:rPr>
+        <w:t xml:space="preserve"> إن كانوا يعرفون قلوبهم بعض </w:t>
+      </w:r>
+      <w:r>
+        <w:rPr>
+          <w:rFonts w:ascii="Sakkal Majalla" w:hAnsi="Sakkal Majalla" w:cs="Sakkal Majalla" w:hint="cs"/>
+          <w:sz w:val="28"/>
+          <w:szCs w:val="28"/>
+          <w:rtl/>
+          <w:lang w:bidi="ar-AE"/>
+        </w:rPr>
+        <w:lastRenderedPageBreak/>
+        <w:t xml:space="preserve">الشيء </w:t>
+      </w:r>
+      <w:r>
+        <w:rPr>
+          <w:rFonts w:ascii="Sakkal Majalla" w:hAnsi="Sakkal Majalla" w:cs="Sakkal Majalla"/>
+          <w:sz w:val="28"/>
+          <w:szCs w:val="28"/>
+          <w:rtl/>
+          <w:lang w:bidi="ar-AE"/>
+        </w:rPr>
+        <w:t>–</w:t>
+      </w:r>
+      <w:r>
+        <w:rPr>
+          <w:rFonts w:ascii="Sakkal Majalla" w:hAnsi="Sakkal Majalla" w:cs="Sakkal Majalla" w:hint="cs"/>
+          <w:sz w:val="28"/>
+          <w:szCs w:val="28"/>
+          <w:rtl/>
+          <w:lang w:bidi="ar-AE"/>
+        </w:rPr>
+        <w:t xml:space="preserve"> من شكوكك، وعندها سيساعدونك. على أي حال كن صادقًا مع نفسك. لا تقل: "أنا فاهم"، إن كنت لم تفهم. لا تتعدى خطوة واحدة المكان الذي أنت فيه فقط لكي ترضي أصدقائك. من المفضل أن تنتهز فرصة واجعل لنفسك موقفًا ثابتًا لقدميك، وإلا فستكون بداية سيئة.</w:t>
+      </w:r>
+    </w:p>
+    <w:p>
+      <w:pPr>
+        <w:jc w:val="both"/>
+        <w:rPr>
+          <w:rFonts w:ascii="Sakkal Majalla" w:hAnsi="Sakkal Majalla" w:cs="Sakkal Majalla"/>
+          <w:sz w:val="28"/>
+          <w:szCs w:val="28"/>
+          <w:rtl/>
+          <w:lang w:bidi="ar-AE"/>
         </w:rPr>
       </w:pPr>
       <w:hyperlink r:id="rId4" w:history="1">
         <w:r>
           <w:rPr>
             <w:rStyle w:val="Hyperlink"/>
-            <w:rFonts w:hint="cs"/>
+            <w:rFonts w:ascii="Sakkal Majalla" w:hAnsi="Sakkal Majalla" w:cs="Sakkal Majalla" w:hint="cs"/>
+            <w:sz w:val="28"/>
+            <w:szCs w:val="28"/>
             <w:rtl/>
+            <w:lang w:bidi="ar-AE"/>
           </w:rPr>
-          <w:t>ذبيحة مفضلة أكثر</w:t>
+          <w:t>رسائل لحديثي الإيمان (02)</w:t>
         </w:r>
       </w:hyperlink>
     </w:p>
     <w:p>
       <w:pPr>
-        <w:rPr>
-          <w:rtl/>
+        <w:jc w:val="both"/>
+        <w:rPr>
+          <w:rFonts w:ascii="Sakkal Majalla" w:hAnsi="Sakkal Majalla" w:cs="Sakkal Majalla"/>
+          <w:sz w:val="28"/>
+          <w:szCs w:val="28"/>
+          <w:rtl/>
+          <w:lang w:bidi="ar-AE"/>
         </w:rPr>
       </w:pPr>
       <w:r>
         <w:rPr>
-          <w:rFonts w:hint="cs"/>
-          <w:rtl/>
-        </w:rPr>
-        <w:t xml:space="preserve">عبرانيي 11: 4؛ تكوين 4: 1 </w:t>
-      </w:r>
-      <w:r>
-        <w:rPr>
-          <w:rtl/>
-        </w:rPr>
-        <w:t>–</w:t>
-      </w:r>
-      <w:r>
-        <w:rPr>
-          <w:rFonts w:hint="cs"/>
-          <w:rtl/>
-        </w:rPr>
-        <w:t xml:space="preserve"> 8</w:t>
+          <w:rFonts w:ascii="Sakkal Majalla" w:hAnsi="Sakkal Majalla" w:cs="Sakkal Majalla" w:hint="cs"/>
+          <w:sz w:val="28"/>
+          <w:szCs w:val="28"/>
+          <w:rtl/>
+          <w:lang w:bidi="ar-AE"/>
+        </w:rPr>
+        <w:t>اعترافك</w:t>
       </w:r>
     </w:p>
     <w:p>
       <w:pPr>
-        <w:bidi w:val="0"/>
+        <w:jc w:val="both"/>
+        <w:rPr>
+          <w:rFonts w:ascii="Sakkal Majalla" w:hAnsi="Sakkal Majalla" w:cs="Sakkal Majalla"/>
+          <w:sz w:val="28"/>
+          <w:szCs w:val="28"/>
+          <w:rtl/>
+          <w:lang w:bidi="ar-AE"/>
+        </w:rPr>
       </w:pPr>
       <w:r>
-        <w:t>F. B. Hole</w:t>
+        <w:rPr>
+          <w:rFonts w:ascii="Sakkal Majalla" w:hAnsi="Sakkal Majalla" w:cs="Sakkal Majalla" w:hint="cs"/>
+          <w:sz w:val="28"/>
+          <w:szCs w:val="28"/>
+          <w:rtl/>
+          <w:lang w:bidi="ar-AE"/>
+        </w:rPr>
+        <w:t>صديقي المؤمن العزيز،</w:t>
       </w:r>
     </w:p>
     <w:p>
       <w:pPr>
-        <w:rPr>
-          <w:rtl/>
+        <w:jc w:val="both"/>
+        <w:rPr>
+          <w:rFonts w:ascii="Sakkal Majalla" w:hAnsi="Sakkal Majalla" w:cs="Sakkal Majalla"/>
+          <w:sz w:val="28"/>
+          <w:szCs w:val="28"/>
+          <w:rtl/>
+          <w:lang w:bidi="ar-AE"/>
         </w:rPr>
       </w:pPr>
       <w:r>
         <w:rPr>
-          <w:rFonts w:hint="cs"/>
-          <w:rtl/>
-        </w:rPr>
-        <w:t>كل ما نعرفه عن هابيل يُلخّص في تكوين 4 بكلمات قليلة ويُجمع بصورة مرتبة في عدد 1 في عبرانيين 1. اسم هابيل يُذكر أيضًا في بعض الأعداد الأخرى في العهد الجديد، إلا أننا هنا لا نتعلم أي شيء جديد عنه. الأمور المختصة به تُذكَر في تكوين 1، ومن ثم عبرانيين 11: 4 يسلط الضوء عليها في أنه يطرح معناها العميق.</w:t>
+          <w:rFonts w:ascii="Sakkal Majalla" w:hAnsi="Sakkal Majalla" w:cs="Sakkal Majalla" w:hint="cs"/>
+          <w:sz w:val="28"/>
+          <w:szCs w:val="28"/>
+          <w:rtl/>
+          <w:lang w:bidi="ar-AE"/>
+        </w:rPr>
+        <w:t>إن كانت قدماك لا زالت عند أول موقف لها في كلمة الله ولها موقف ثابت، فاعترف بالمسيح دون تأخر. إن المقولة: "الذي يتأخر يخسر" هي صحيحة على الدوام. يقول الكتاب: "</w:t>
+      </w:r>
+      <w:r>
+        <w:rPr>
+          <w:rFonts w:ascii="Sakkal Majalla" w:hAnsi="Sakkal Majalla" w:cs="Sakkal Majalla"/>
+          <w:sz w:val="28"/>
+          <w:szCs w:val="28"/>
+          <w:rtl/>
+          <w:lang w:bidi="ar-AE"/>
+        </w:rPr>
+        <w:t xml:space="preserve"> </w:t>
+      </w:r>
+      <w:r>
+        <w:rPr>
+          <w:rFonts w:ascii="Sakkal Majalla" w:hAnsi="Sakkal Majalla" w:cs="Sakkal Majalla" w:hint="cs"/>
+          <w:sz w:val="28"/>
+          <w:szCs w:val="28"/>
+          <w:rtl/>
+          <w:lang w:bidi="ar-AE"/>
+        </w:rPr>
+        <w:t>إِنِ</w:t>
+      </w:r>
+      <w:r>
+        <w:rPr>
+          <w:rFonts w:ascii="Sakkal Majalla" w:hAnsi="Sakkal Majalla" w:cs="Sakkal Majalla"/>
+          <w:sz w:val="28"/>
+          <w:szCs w:val="28"/>
+          <w:rtl/>
+          <w:lang w:bidi="ar-AE"/>
+        </w:rPr>
+        <w:t xml:space="preserve"> </w:t>
+      </w:r>
+      <w:r>
+        <w:rPr>
+          <w:rFonts w:ascii="Sakkal Majalla" w:hAnsi="Sakkal Majalla" w:cs="Sakkal Majalla" w:hint="cs"/>
+          <w:sz w:val="28"/>
+          <w:szCs w:val="28"/>
+          <w:rtl/>
+          <w:lang w:bidi="ar-AE"/>
+        </w:rPr>
+        <w:t>اعْتَرَفْتَ</w:t>
+      </w:r>
+      <w:r>
+        <w:rPr>
+          <w:rFonts w:ascii="Sakkal Majalla" w:hAnsi="Sakkal Majalla" w:cs="Sakkal Majalla"/>
+          <w:sz w:val="28"/>
+          <w:szCs w:val="28"/>
+          <w:rtl/>
+          <w:lang w:bidi="ar-AE"/>
+        </w:rPr>
+        <w:t xml:space="preserve"> </w:t>
+      </w:r>
+      <w:r>
+        <w:rPr>
+          <w:rFonts w:ascii="Sakkal Majalla" w:hAnsi="Sakkal Majalla" w:cs="Sakkal Majalla" w:hint="cs"/>
+          <w:sz w:val="28"/>
+          <w:szCs w:val="28"/>
+          <w:rtl/>
+          <w:lang w:bidi="ar-AE"/>
+        </w:rPr>
+        <w:t>بِفَمِكَ</w:t>
+      </w:r>
+      <w:r>
+        <w:rPr>
+          <w:rFonts w:ascii="Sakkal Majalla" w:hAnsi="Sakkal Majalla" w:cs="Sakkal Majalla"/>
+          <w:sz w:val="28"/>
+          <w:szCs w:val="28"/>
+          <w:rtl/>
+          <w:lang w:bidi="ar-AE"/>
+        </w:rPr>
+        <w:t xml:space="preserve"> </w:t>
+      </w:r>
+      <w:r>
+        <w:rPr>
+          <w:rFonts w:ascii="Sakkal Majalla" w:hAnsi="Sakkal Majalla" w:cs="Sakkal Majalla" w:hint="cs"/>
+          <w:sz w:val="28"/>
+          <w:szCs w:val="28"/>
+          <w:rtl/>
+          <w:lang w:bidi="ar-AE"/>
+        </w:rPr>
+        <w:t>بِالرَّبِّ</w:t>
+      </w:r>
+      <w:r>
+        <w:rPr>
+          <w:rFonts w:ascii="Sakkal Majalla" w:hAnsi="Sakkal Majalla" w:cs="Sakkal Majalla"/>
+          <w:sz w:val="28"/>
+          <w:szCs w:val="28"/>
+          <w:rtl/>
+          <w:lang w:bidi="ar-AE"/>
+        </w:rPr>
+        <w:t xml:space="preserve"> </w:t>
+      </w:r>
+      <w:r>
+        <w:rPr>
+          <w:rFonts w:ascii="Sakkal Majalla" w:hAnsi="Sakkal Majalla" w:cs="Sakkal Majalla" w:hint="cs"/>
+          <w:sz w:val="28"/>
+          <w:szCs w:val="28"/>
+          <w:rtl/>
+          <w:lang w:bidi="ar-AE"/>
+        </w:rPr>
+        <w:t>يَسُوعَ،</w:t>
+      </w:r>
+      <w:r>
+        <w:rPr>
+          <w:rFonts w:ascii="Sakkal Majalla" w:hAnsi="Sakkal Majalla" w:cs="Sakkal Majalla"/>
+          <w:sz w:val="28"/>
+          <w:szCs w:val="28"/>
+          <w:rtl/>
+          <w:lang w:bidi="ar-AE"/>
+        </w:rPr>
+        <w:t xml:space="preserve"> </w:t>
+      </w:r>
+      <w:r>
+        <w:rPr>
+          <w:rFonts w:ascii="Sakkal Majalla" w:hAnsi="Sakkal Majalla" w:cs="Sakkal Majalla" w:hint="cs"/>
+          <w:sz w:val="28"/>
+          <w:szCs w:val="28"/>
+          <w:rtl/>
+          <w:lang w:bidi="ar-AE"/>
+        </w:rPr>
+        <w:t>وَآمَنْتَ</w:t>
+      </w:r>
+      <w:r>
+        <w:rPr>
+          <w:rFonts w:ascii="Sakkal Majalla" w:hAnsi="Sakkal Majalla" w:cs="Sakkal Majalla"/>
+          <w:sz w:val="28"/>
+          <w:szCs w:val="28"/>
+          <w:rtl/>
+          <w:lang w:bidi="ar-AE"/>
+        </w:rPr>
+        <w:t xml:space="preserve"> </w:t>
+      </w:r>
+      <w:r>
+        <w:rPr>
+          <w:rFonts w:ascii="Sakkal Majalla" w:hAnsi="Sakkal Majalla" w:cs="Sakkal Majalla" w:hint="cs"/>
+          <w:sz w:val="28"/>
+          <w:szCs w:val="28"/>
+          <w:rtl/>
+          <w:lang w:bidi="ar-AE"/>
+        </w:rPr>
+        <w:t>بِقَلْبِكَ</w:t>
+      </w:r>
+      <w:r>
+        <w:rPr>
+          <w:rFonts w:ascii="Sakkal Majalla" w:hAnsi="Sakkal Majalla" w:cs="Sakkal Majalla"/>
+          <w:sz w:val="28"/>
+          <w:szCs w:val="28"/>
+          <w:rtl/>
+          <w:lang w:bidi="ar-AE"/>
+        </w:rPr>
+        <w:t xml:space="preserve"> </w:t>
+      </w:r>
+      <w:r>
+        <w:rPr>
+          <w:rFonts w:ascii="Sakkal Majalla" w:hAnsi="Sakkal Majalla" w:cs="Sakkal Majalla" w:hint="cs"/>
+          <w:sz w:val="28"/>
+          <w:szCs w:val="28"/>
+          <w:rtl/>
+          <w:lang w:bidi="ar-AE"/>
+        </w:rPr>
+        <w:t>أَنَّ</w:t>
+      </w:r>
+      <w:r>
+        <w:rPr>
+          <w:rFonts w:ascii="Sakkal Majalla" w:hAnsi="Sakkal Majalla" w:cs="Sakkal Majalla"/>
+          <w:sz w:val="28"/>
+          <w:szCs w:val="28"/>
+          <w:rtl/>
+          <w:lang w:bidi="ar-AE"/>
+        </w:rPr>
+        <w:t xml:space="preserve"> </w:t>
+      </w:r>
+      <w:r>
+        <w:rPr>
+          <w:rFonts w:ascii="Sakkal Majalla" w:hAnsi="Sakkal Majalla" w:cs="Sakkal Majalla" w:hint="cs"/>
+          <w:sz w:val="28"/>
+          <w:szCs w:val="28"/>
+          <w:rtl/>
+          <w:lang w:bidi="ar-AE"/>
+        </w:rPr>
+        <w:t>اللهَ</w:t>
+      </w:r>
+      <w:r>
+        <w:rPr>
+          <w:rFonts w:ascii="Sakkal Majalla" w:hAnsi="Sakkal Majalla" w:cs="Sakkal Majalla"/>
+          <w:sz w:val="28"/>
+          <w:szCs w:val="28"/>
+          <w:rtl/>
+          <w:lang w:bidi="ar-AE"/>
+        </w:rPr>
+        <w:t xml:space="preserve"> </w:t>
+      </w:r>
+      <w:r>
+        <w:rPr>
+          <w:rFonts w:ascii="Sakkal Majalla" w:hAnsi="Sakkal Majalla" w:cs="Sakkal Majalla" w:hint="cs"/>
+          <w:sz w:val="28"/>
+          <w:szCs w:val="28"/>
+          <w:rtl/>
+          <w:lang w:bidi="ar-AE"/>
+        </w:rPr>
+        <w:t>أَقَامَهُ</w:t>
+      </w:r>
+      <w:r>
+        <w:rPr>
+          <w:rFonts w:ascii="Sakkal Majalla" w:hAnsi="Sakkal Majalla" w:cs="Sakkal Majalla"/>
+          <w:sz w:val="28"/>
+          <w:szCs w:val="28"/>
+          <w:rtl/>
+          <w:lang w:bidi="ar-AE"/>
+        </w:rPr>
+        <w:t xml:space="preserve"> </w:t>
+      </w:r>
+      <w:r>
+        <w:rPr>
+          <w:rFonts w:ascii="Sakkal Majalla" w:hAnsi="Sakkal Majalla" w:cs="Sakkal Majalla" w:hint="cs"/>
+          <w:sz w:val="28"/>
+          <w:szCs w:val="28"/>
+          <w:rtl/>
+          <w:lang w:bidi="ar-AE"/>
+        </w:rPr>
+        <w:t>مِنَ</w:t>
+      </w:r>
+      <w:r>
+        <w:rPr>
+          <w:rFonts w:ascii="Sakkal Majalla" w:hAnsi="Sakkal Majalla" w:cs="Sakkal Majalla"/>
+          <w:sz w:val="28"/>
+          <w:szCs w:val="28"/>
+          <w:rtl/>
+          <w:lang w:bidi="ar-AE"/>
+        </w:rPr>
+        <w:t xml:space="preserve"> </w:t>
+      </w:r>
+      <w:r>
+        <w:rPr>
+          <w:rFonts w:ascii="Sakkal Majalla" w:hAnsi="Sakkal Majalla" w:cs="Sakkal Majalla" w:hint="cs"/>
+          <w:sz w:val="28"/>
+          <w:szCs w:val="28"/>
+          <w:rtl/>
+          <w:lang w:bidi="ar-AE"/>
+        </w:rPr>
+        <w:t>الأَمْوَاتِ،</w:t>
+      </w:r>
+      <w:r>
+        <w:rPr>
+          <w:rFonts w:ascii="Sakkal Majalla" w:hAnsi="Sakkal Majalla" w:cs="Sakkal Majalla"/>
+          <w:sz w:val="28"/>
+          <w:szCs w:val="28"/>
+          <w:rtl/>
+          <w:lang w:bidi="ar-AE"/>
+        </w:rPr>
+        <w:t xml:space="preserve"> </w:t>
+      </w:r>
+      <w:r>
+        <w:rPr>
+          <w:rFonts w:ascii="Sakkal Majalla" w:hAnsi="Sakkal Majalla" w:cs="Sakkal Majalla" w:hint="cs"/>
+          <w:sz w:val="28"/>
+          <w:szCs w:val="28"/>
+          <w:rtl/>
+          <w:lang w:bidi="ar-AE"/>
+        </w:rPr>
+        <w:t>خَلَصْتَ</w:t>
+      </w:r>
+      <w:r>
+        <w:rPr>
+          <w:rFonts w:ascii="Sakkal Majalla" w:hAnsi="Sakkal Majalla" w:cs="Sakkal Majalla"/>
+          <w:sz w:val="28"/>
+          <w:szCs w:val="28"/>
+          <w:rtl/>
+          <w:lang w:bidi="ar-AE"/>
+        </w:rPr>
+        <w:t>.</w:t>
+      </w:r>
+      <w:r>
+        <w:rPr>
+          <w:rFonts w:ascii="Sakkal Majalla" w:hAnsi="Sakkal Majalla" w:cs="Sakkal Majalla" w:hint="cs"/>
+          <w:sz w:val="28"/>
+          <w:szCs w:val="28"/>
+          <w:rtl/>
+          <w:lang w:bidi="ar-AE"/>
+        </w:rPr>
+        <w:t xml:space="preserve">" (رومية 10: 9). من دون ذلك فلن تكون سعيدًا أبدًا، لأنك عندها تكون مرائيًا. في داخلك مسيحي، وظاهريًا لا تزال إنسان العالم يسبح مع التيار، ويعمل ما يعمله الآخرون </w:t>
+      </w:r>
+      <w:proofErr w:type="spellStart"/>
+      <w:r>
+        <w:rPr>
+          <w:rFonts w:ascii="Sakkal Majalla" w:hAnsi="Sakkal Majalla" w:cs="Sakkal Majalla" w:hint="cs"/>
+          <w:sz w:val="28"/>
+          <w:szCs w:val="28"/>
+          <w:rtl/>
+          <w:lang w:bidi="ar-AE"/>
+        </w:rPr>
+        <w:t>ولألا</w:t>
+      </w:r>
+      <w:proofErr w:type="spellEnd"/>
+      <w:r>
+        <w:rPr>
+          <w:rFonts w:ascii="Sakkal Majalla" w:hAnsi="Sakkal Majalla" w:cs="Sakkal Majalla" w:hint="cs"/>
+          <w:sz w:val="28"/>
+          <w:szCs w:val="28"/>
+          <w:rtl/>
+          <w:lang w:bidi="ar-AE"/>
+        </w:rPr>
+        <w:t xml:space="preserve"> يُلفت الانتباه يبتسم بحُلُم، عندما يحوّل الناس الذين في العالم الأمور المقدسة إلى موضوع </w:t>
+      </w:r>
+      <w:r>
+        <w:rPr>
+          <w:rFonts w:ascii="Sakkal Majalla" w:hAnsi="Sakkal Majalla" w:cs="Sakkal Majalla" w:hint="cs"/>
+          <w:sz w:val="28"/>
+          <w:szCs w:val="28"/>
+          <w:rtl/>
+          <w:lang w:bidi="ar-AE"/>
+        </w:rPr>
+        <w:t>هزار ومهزلة وهو طيلة هذا الوقت يكون كارهًا نفسه لأجل ذلك. آهٍ، يا له من موقف بائس!</w:t>
       </w:r>
     </w:p>
     <w:p>
       <w:pPr>
-        <w:rPr>
-          <w:rtl/>
+        <w:jc w:val="both"/>
+        <w:rPr>
+          <w:rFonts w:ascii="Sakkal Majalla" w:hAnsi="Sakkal Majalla" w:cs="Sakkal Majalla"/>
+          <w:sz w:val="28"/>
+          <w:szCs w:val="28"/>
+          <w:rtl/>
+          <w:lang w:bidi="ar-AE"/>
         </w:rPr>
       </w:pPr>
       <w:r>
         <w:rPr>
-          <w:rFonts w:hint="cs"/>
-          <w:rtl/>
-        </w:rPr>
-        <w:t xml:space="preserve">لقد كان من المفضل لنا أن نكتب أمرًا واحدًا وليس </w:t>
-      </w:r>
-      <w:r>
-        <w:rPr>
-          <w:rFonts w:hint="cs"/>
-          <w:rtl/>
-        </w:rPr>
-        <w:t xml:space="preserve">عدة </w:t>
-      </w:r>
-      <w:r>
-        <w:rPr>
-          <w:rFonts w:hint="cs"/>
-          <w:rtl/>
-        </w:rPr>
-        <w:t>أمور. والذي يخبرنا به، هو أن هابيل كان "راعي غنم". فبأنه قدّم من "باكورة قطيعه ومن سمانها (شحمها)" ذبيحة هذا يعني بأنه قدّم حملانًا. كما ويُخبرنا أيضًا "</w:t>
-      </w:r>
-      <w:r>
-        <w:rPr>
-          <w:rtl/>
-        </w:rPr>
-        <w:t>فَنَظَرَ الرَّبُّ إِلَى هَابِيلَ وَقُرْبَانِهِ</w:t>
-      </w:r>
-      <w:r>
-        <w:rPr>
-          <w:rFonts w:hint="cs"/>
-          <w:rtl/>
-        </w:rPr>
-        <w:t xml:space="preserve">". </w:t>
-      </w:r>
-      <w:r>
-        <w:rPr>
-          <w:rFonts w:hint="cs"/>
-          <w:rtl/>
-        </w:rPr>
-        <w:t>هذا يعني: أن الله قبِل هابيل وقربانه. الحاسم في الأمر هو أن هابيل وجد الطريق ليقترب إلى الله بطريقة مقبولة: بواسطة ذبيحة. إن هذا كان يشتمل على ذبيحة حيوانية. هابيل كان أول إنسان الذي كان يجب أن يموت، لكن اسمه لم يُنتسى وصوته لا زال يُسمَع دائمًا لأن تصرفه عرّفنا بالأساس الصحيح الذي يمكننا أن نقترب به إلى الله.</w:t>
+          <w:rFonts w:ascii="Sakkal Majalla" w:hAnsi="Sakkal Majalla" w:cs="Sakkal Majalla" w:hint="cs"/>
+          <w:sz w:val="28"/>
+          <w:szCs w:val="28"/>
+          <w:rtl/>
+          <w:lang w:bidi="ar-AE"/>
+        </w:rPr>
+        <w:t xml:space="preserve">لا ترتد إلى الوراء، وإنما تجاسر بجراءة وواجه الموقف. لا تهتم بالتعجرف، بالهزء، بالإهانة، باللامبالاة. </w:t>
+      </w:r>
+      <w:r>
+        <w:rPr>
+          <w:rFonts w:ascii="Sakkal Majalla" w:hAnsi="Sakkal Majalla" w:cs="Sakkal Majalla" w:hint="cs"/>
+          <w:sz w:val="28"/>
+          <w:szCs w:val="28"/>
+          <w:rtl/>
+          <w:lang w:bidi="ar-AE"/>
+        </w:rPr>
+        <w:t xml:space="preserve">إن الأمر ليس أقل من ذلك في </w:t>
+      </w:r>
+      <w:proofErr w:type="spellStart"/>
+      <w:r>
+        <w:rPr>
+          <w:rFonts w:ascii="Sakkal Majalla" w:hAnsi="Sakkal Majalla" w:cs="Sakkal Majalla" w:hint="cs"/>
+          <w:sz w:val="28"/>
+          <w:szCs w:val="28"/>
+          <w:rtl/>
+          <w:lang w:bidi="ar-AE"/>
+        </w:rPr>
+        <w:t>سوءه</w:t>
+      </w:r>
+      <w:proofErr w:type="spellEnd"/>
+      <w:r>
+        <w:rPr>
+          <w:rFonts w:ascii="Sakkal Majalla" w:hAnsi="Sakkal Majalla" w:cs="Sakkal Majalla" w:hint="cs"/>
+          <w:sz w:val="28"/>
+          <w:szCs w:val="28"/>
+          <w:rtl/>
+          <w:lang w:bidi="ar-AE"/>
+        </w:rPr>
+        <w:t xml:space="preserve"> كما تتخيل وسيُنشئ فيك سلامًا وفرحًا، لم تختبره من قبل. </w:t>
+      </w:r>
+      <w:r>
+        <w:rPr>
+          <w:rFonts w:ascii="Sakkal Majalla" w:hAnsi="Sakkal Majalla" w:cs="Sakkal Majalla" w:hint="cs"/>
+          <w:sz w:val="28"/>
+          <w:szCs w:val="28"/>
+          <w:rtl/>
+          <w:lang w:bidi="ar-AE"/>
+        </w:rPr>
+        <w:t>ابدأ من بيتك. "</w:t>
+      </w:r>
+      <w:r>
+        <w:rPr>
+          <w:rFonts w:ascii="Sakkal Majalla" w:hAnsi="Sakkal Majalla" w:cs="Sakkal Majalla" w:hint="cs"/>
+          <w:sz w:val="28"/>
+          <w:szCs w:val="28"/>
+          <w:rtl/>
+          <w:lang w:bidi="ar-AE"/>
+        </w:rPr>
+        <w:t>اذْهَبْ</w:t>
+      </w:r>
+      <w:r>
+        <w:rPr>
+          <w:rFonts w:ascii="Sakkal Majalla" w:hAnsi="Sakkal Majalla" w:cs="Sakkal Majalla"/>
+          <w:sz w:val="28"/>
+          <w:szCs w:val="28"/>
+          <w:rtl/>
+          <w:lang w:bidi="ar-AE"/>
+        </w:rPr>
+        <w:t xml:space="preserve"> </w:t>
+      </w:r>
+      <w:r>
+        <w:rPr>
+          <w:rFonts w:ascii="Sakkal Majalla" w:hAnsi="Sakkal Majalla" w:cs="Sakkal Majalla" w:hint="cs"/>
+          <w:sz w:val="28"/>
+          <w:szCs w:val="28"/>
+          <w:rtl/>
+          <w:lang w:bidi="ar-AE"/>
+        </w:rPr>
+        <w:t>إِلَى</w:t>
+      </w:r>
+      <w:r>
+        <w:rPr>
+          <w:rFonts w:ascii="Sakkal Majalla" w:hAnsi="Sakkal Majalla" w:cs="Sakkal Majalla"/>
+          <w:sz w:val="28"/>
+          <w:szCs w:val="28"/>
+          <w:rtl/>
+          <w:lang w:bidi="ar-AE"/>
+        </w:rPr>
+        <w:t xml:space="preserve"> </w:t>
+      </w:r>
+      <w:r>
+        <w:rPr>
+          <w:rFonts w:ascii="Sakkal Majalla" w:hAnsi="Sakkal Majalla" w:cs="Sakkal Majalla" w:hint="cs"/>
+          <w:sz w:val="28"/>
+          <w:szCs w:val="28"/>
+          <w:rtl/>
+          <w:lang w:bidi="ar-AE"/>
+        </w:rPr>
+        <w:t>بَيْتِكَ</w:t>
+      </w:r>
+      <w:r>
+        <w:rPr>
+          <w:rFonts w:ascii="Sakkal Majalla" w:hAnsi="Sakkal Majalla" w:cs="Sakkal Majalla"/>
+          <w:sz w:val="28"/>
+          <w:szCs w:val="28"/>
+          <w:rtl/>
+          <w:lang w:bidi="ar-AE"/>
+        </w:rPr>
+        <w:t xml:space="preserve"> </w:t>
+      </w:r>
+      <w:r>
+        <w:rPr>
+          <w:rFonts w:ascii="Sakkal Majalla" w:hAnsi="Sakkal Majalla" w:cs="Sakkal Majalla" w:hint="cs"/>
+          <w:sz w:val="28"/>
+          <w:szCs w:val="28"/>
+          <w:rtl/>
+          <w:lang w:bidi="ar-AE"/>
+        </w:rPr>
+        <w:t>وَإِلَى</w:t>
+      </w:r>
+      <w:r>
+        <w:rPr>
+          <w:rFonts w:ascii="Sakkal Majalla" w:hAnsi="Sakkal Majalla" w:cs="Sakkal Majalla"/>
+          <w:sz w:val="28"/>
+          <w:szCs w:val="28"/>
+          <w:rtl/>
+          <w:lang w:bidi="ar-AE"/>
+        </w:rPr>
+        <w:t xml:space="preserve"> </w:t>
+      </w:r>
+      <w:r>
+        <w:rPr>
+          <w:rFonts w:ascii="Sakkal Majalla" w:hAnsi="Sakkal Majalla" w:cs="Sakkal Majalla" w:hint="cs"/>
+          <w:sz w:val="28"/>
+          <w:szCs w:val="28"/>
+          <w:rtl/>
+          <w:lang w:bidi="ar-AE"/>
+        </w:rPr>
+        <w:t>أَهْلِكَ،</w:t>
+      </w:r>
+      <w:r>
+        <w:rPr>
+          <w:rFonts w:ascii="Sakkal Majalla" w:hAnsi="Sakkal Majalla" w:cs="Sakkal Majalla"/>
+          <w:sz w:val="28"/>
+          <w:szCs w:val="28"/>
+          <w:rtl/>
+          <w:lang w:bidi="ar-AE"/>
+        </w:rPr>
+        <w:t xml:space="preserve"> </w:t>
+      </w:r>
+      <w:r>
+        <w:rPr>
+          <w:rFonts w:ascii="Sakkal Majalla" w:hAnsi="Sakkal Majalla" w:cs="Sakkal Majalla" w:hint="cs"/>
+          <w:sz w:val="28"/>
+          <w:szCs w:val="28"/>
+          <w:rtl/>
+          <w:lang w:bidi="ar-AE"/>
+        </w:rPr>
+        <w:t>وَأَخْبِرْهُمْ</w:t>
+      </w:r>
+      <w:r>
+        <w:rPr>
+          <w:rFonts w:ascii="Sakkal Majalla" w:hAnsi="Sakkal Majalla" w:cs="Sakkal Majalla"/>
+          <w:sz w:val="28"/>
+          <w:szCs w:val="28"/>
+          <w:rtl/>
+          <w:lang w:bidi="ar-AE"/>
+        </w:rPr>
+        <w:t xml:space="preserve"> </w:t>
+      </w:r>
+      <w:r>
+        <w:rPr>
+          <w:rFonts w:ascii="Sakkal Majalla" w:hAnsi="Sakkal Majalla" w:cs="Sakkal Majalla" w:hint="cs"/>
+          <w:sz w:val="28"/>
+          <w:szCs w:val="28"/>
+          <w:rtl/>
+          <w:lang w:bidi="ar-AE"/>
+        </w:rPr>
+        <w:t>كَمْ</w:t>
+      </w:r>
+      <w:r>
+        <w:rPr>
+          <w:rFonts w:ascii="Sakkal Majalla" w:hAnsi="Sakkal Majalla" w:cs="Sakkal Majalla"/>
+          <w:sz w:val="28"/>
+          <w:szCs w:val="28"/>
+          <w:rtl/>
+          <w:lang w:bidi="ar-AE"/>
+        </w:rPr>
+        <w:t xml:space="preserve"> </w:t>
+      </w:r>
+      <w:r>
+        <w:rPr>
+          <w:rFonts w:ascii="Sakkal Majalla" w:hAnsi="Sakkal Majalla" w:cs="Sakkal Majalla" w:hint="cs"/>
+          <w:sz w:val="28"/>
+          <w:szCs w:val="28"/>
+          <w:rtl/>
+          <w:lang w:bidi="ar-AE"/>
+        </w:rPr>
+        <w:t>صَنَعَ</w:t>
+      </w:r>
+      <w:r>
+        <w:rPr>
+          <w:rFonts w:ascii="Sakkal Majalla" w:hAnsi="Sakkal Majalla" w:cs="Sakkal Majalla"/>
+          <w:sz w:val="28"/>
+          <w:szCs w:val="28"/>
+          <w:rtl/>
+          <w:lang w:bidi="ar-AE"/>
+        </w:rPr>
+        <w:t xml:space="preserve"> </w:t>
+      </w:r>
+      <w:r>
+        <w:rPr>
+          <w:rFonts w:ascii="Sakkal Majalla" w:hAnsi="Sakkal Majalla" w:cs="Sakkal Majalla" w:hint="cs"/>
+          <w:sz w:val="28"/>
+          <w:szCs w:val="28"/>
+          <w:rtl/>
+          <w:lang w:bidi="ar-AE"/>
+        </w:rPr>
+        <w:t>الرَّبُّ</w:t>
+      </w:r>
+      <w:r>
+        <w:rPr>
+          <w:rFonts w:ascii="Sakkal Majalla" w:hAnsi="Sakkal Majalla" w:cs="Sakkal Majalla"/>
+          <w:sz w:val="28"/>
+          <w:szCs w:val="28"/>
+          <w:rtl/>
+          <w:lang w:bidi="ar-AE"/>
+        </w:rPr>
+        <w:t xml:space="preserve"> </w:t>
+      </w:r>
+      <w:r>
+        <w:rPr>
+          <w:rFonts w:ascii="Sakkal Majalla" w:hAnsi="Sakkal Majalla" w:cs="Sakkal Majalla" w:hint="cs"/>
+          <w:sz w:val="28"/>
+          <w:szCs w:val="28"/>
+          <w:rtl/>
+          <w:lang w:bidi="ar-AE"/>
+        </w:rPr>
+        <w:t>بِكَ</w:t>
+      </w:r>
+      <w:r>
+        <w:rPr>
+          <w:rFonts w:ascii="Sakkal Majalla" w:hAnsi="Sakkal Majalla" w:cs="Sakkal Majalla"/>
+          <w:sz w:val="28"/>
+          <w:szCs w:val="28"/>
+          <w:rtl/>
+          <w:lang w:bidi="ar-AE"/>
+        </w:rPr>
+        <w:t xml:space="preserve"> </w:t>
+      </w:r>
+      <w:r>
+        <w:rPr>
+          <w:rFonts w:ascii="Sakkal Majalla" w:hAnsi="Sakkal Majalla" w:cs="Sakkal Majalla" w:hint="cs"/>
+          <w:sz w:val="28"/>
+          <w:szCs w:val="28"/>
+          <w:rtl/>
+          <w:lang w:bidi="ar-AE"/>
+        </w:rPr>
+        <w:t>وَرَحِمَكَ</w:t>
+      </w:r>
+      <w:r>
+        <w:rPr>
+          <w:rFonts w:ascii="Sakkal Majalla" w:hAnsi="Sakkal Majalla" w:cs="Sakkal Majalla" w:hint="eastAsia"/>
+          <w:sz w:val="28"/>
+          <w:szCs w:val="28"/>
+          <w:rtl/>
+          <w:lang w:bidi="ar-AE"/>
+        </w:rPr>
+        <w:t>»</w:t>
+      </w:r>
+      <w:r>
+        <w:rPr>
+          <w:rFonts w:ascii="Sakkal Majalla" w:hAnsi="Sakkal Majalla" w:cs="Sakkal Majalla"/>
+          <w:sz w:val="28"/>
+          <w:szCs w:val="28"/>
+          <w:rtl/>
+          <w:lang w:bidi="ar-AE"/>
+        </w:rPr>
+        <w:t>.</w:t>
+      </w:r>
+      <w:r>
+        <w:rPr>
+          <w:rFonts w:ascii="Sakkal Majalla" w:hAnsi="Sakkal Majalla" w:cs="Sakkal Majalla" w:hint="cs"/>
+          <w:sz w:val="28"/>
+          <w:szCs w:val="28"/>
+          <w:rtl/>
+          <w:lang w:bidi="ar-AE"/>
+        </w:rPr>
+        <w:t>" (مرقس 5: 19).</w:t>
       </w:r>
     </w:p>
     <w:p>
       <w:pPr>
-        <w:rPr>
-          <w:rtl/>
+        <w:jc w:val="both"/>
+        <w:rPr>
+          <w:rFonts w:ascii="Sakkal Majalla" w:hAnsi="Sakkal Majalla" w:cs="Sakkal Majalla"/>
+          <w:sz w:val="28"/>
+          <w:szCs w:val="28"/>
+          <w:rtl/>
+          <w:lang w:bidi="ar-AE"/>
         </w:rPr>
       </w:pPr>
       <w:r>
         <w:rPr>
-          <w:rFonts w:hint="cs"/>
-          <w:rtl/>
-        </w:rPr>
-        <w:t xml:space="preserve">قربان قايين </w:t>
-      </w:r>
-      <w:r>
-        <w:rPr>
-          <w:rFonts w:hint="cs"/>
-          <w:rtl/>
-        </w:rPr>
-        <w:t>وكراهيته</w:t>
-      </w:r>
-      <w:r>
-        <w:rPr>
-          <w:rFonts w:hint="cs"/>
-          <w:rtl/>
-        </w:rPr>
-        <w:t xml:space="preserve"> وال</w:t>
-      </w:r>
-      <w:r>
-        <w:rPr>
-          <w:rFonts w:hint="cs"/>
-          <w:rtl/>
-        </w:rPr>
-        <w:t>ت</w:t>
-      </w:r>
-      <w:r>
-        <w:rPr>
-          <w:rFonts w:hint="cs"/>
-          <w:rtl/>
-        </w:rPr>
-        <w:t>ي وصلت ذروته</w:t>
-      </w:r>
-      <w:r>
-        <w:rPr>
-          <w:rFonts w:hint="cs"/>
-          <w:rtl/>
-        </w:rPr>
-        <w:t>ا</w:t>
-      </w:r>
-      <w:r>
-        <w:rPr>
-          <w:rFonts w:hint="cs"/>
-          <w:rtl/>
-        </w:rPr>
-        <w:t xml:space="preserve"> أخيرًا في جُرمه يشكلان الخلفية القاتمة لهذه الصورة التي مقابلها أفضت على ذبيحة هابيل نورًا أكبر. قايين قدّم قربانه على أساس أفكار عقلانية وطبيعية. أبوه آدم كان قد طُرد من عدن "</w:t>
-      </w:r>
-      <w:r>
-        <w:rPr>
-          <w:rtl/>
-        </w:rPr>
-        <w:t xml:space="preserve"> </w:t>
-      </w:r>
-      <w:r>
-        <w:rPr>
-          <w:rtl/>
-        </w:rPr>
-        <w:t>لِيَعْمَلَ الأَرْضَ الَّتِي أُخِذَ مِنْهَا</w:t>
-      </w:r>
-      <w:r>
-        <w:rPr>
-          <w:rFonts w:hint="cs"/>
-          <w:rtl/>
-        </w:rPr>
-        <w:t>". من بين الأخوَين كان قايين هو الذي واصل بهذا العمل، لأنه كان "</w:t>
-      </w:r>
-      <w:r>
-        <w:rPr>
-          <w:rtl/>
-        </w:rPr>
-        <w:t>عَامِلاً فِي الأَرْضِ</w:t>
-      </w:r>
-      <w:r>
-        <w:rPr>
-          <w:rFonts w:hint="cs"/>
-          <w:rtl/>
-        </w:rPr>
-        <w:t xml:space="preserve"> </w:t>
-      </w:r>
-      <w:r>
-        <w:rPr>
-          <w:rtl/>
-        </w:rPr>
-        <w:t>–</w:t>
-      </w:r>
-      <w:r>
-        <w:rPr>
-          <w:rFonts w:hint="cs"/>
-          <w:rtl/>
-        </w:rPr>
-        <w:t xml:space="preserve"> فلاحًا". وفي ذلك حقيقة</w:t>
-      </w:r>
-      <w:r>
-        <w:rPr>
-          <w:rFonts w:hint="cs"/>
-          <w:rtl/>
-        </w:rPr>
-        <w:t>ً</w:t>
-      </w:r>
-      <w:r>
-        <w:rPr>
-          <w:rFonts w:hint="cs"/>
-          <w:rtl/>
-        </w:rPr>
-        <w:t xml:space="preserve"> لم تكن عليه أية ملامة، لكن في افتراضه بأن الله سيرضى بتقدمة بعض ثمار أرضه، اتضح أنه كان قد نسي بأن الأرض كانت ملعونة، بأنه هو بنفسه كان تحت حكم الموت</w:t>
-      </w:r>
-      <w:r>
-        <w:rPr>
-          <w:rFonts w:hint="cs"/>
-          <w:rtl/>
-        </w:rPr>
-        <w:t xml:space="preserve"> وبأنه ليس ولا أي ثمر من عمل يديه، ولا حتى أفخرها، سيرفع عنه هذا الحكم الثقيل ويجعله مقبولاً أمام الله. وإذ أن الله لم يأبه أبدًا بتقدمته، وجد قايين نفسه أنه منبوذ ومرفوض.</w:t>
+          <w:rFonts w:ascii="Sakkal Majalla" w:hAnsi="Sakkal Majalla" w:cs="Sakkal Majalla" w:hint="cs"/>
+          <w:sz w:val="28"/>
+          <w:szCs w:val="28"/>
+          <w:rtl/>
+          <w:lang w:bidi="ar-AE"/>
+        </w:rPr>
+        <w:t xml:space="preserve">إن اعترافك بالرب هو بداية جميلة كمسيحي. وإن سألت ما يهب </w:t>
+      </w:r>
+      <w:proofErr w:type="spellStart"/>
+      <w:r>
+        <w:rPr>
+          <w:rFonts w:ascii="Sakkal Majalla" w:hAnsi="Sakkal Majalla" w:cs="Sakkal Majalla" w:hint="cs"/>
+          <w:sz w:val="28"/>
+          <w:szCs w:val="28"/>
+          <w:rtl/>
+          <w:lang w:bidi="ar-AE"/>
+        </w:rPr>
+        <w:t>لمسيحيتك</w:t>
+      </w:r>
+      <w:proofErr w:type="spellEnd"/>
+      <w:r>
+        <w:rPr>
+          <w:rFonts w:ascii="Sakkal Majalla" w:hAnsi="Sakkal Majalla" w:cs="Sakkal Majalla" w:hint="cs"/>
+          <w:sz w:val="28"/>
+          <w:szCs w:val="28"/>
+          <w:rtl/>
+          <w:lang w:bidi="ar-AE"/>
+        </w:rPr>
+        <w:t xml:space="preserve"> قوة ويعينك في أن يكون لك مسيرة حياة ناجحة وتمجّد الله، فسأجيبك: ليكن لك قلب موحّد.</w:t>
       </w:r>
     </w:p>
     <w:p>
       <w:pPr>
-        <w:rPr>
-          <w:rtl/>
+        <w:jc w:val="both"/>
+        <w:rPr>
+          <w:rFonts w:ascii="Sakkal Majalla" w:hAnsi="Sakkal Majalla" w:cs="Sakkal Majalla"/>
+          <w:sz w:val="28"/>
+          <w:szCs w:val="28"/>
+          <w:rtl/>
+          <w:lang w:bidi="ar-AE"/>
         </w:rPr>
       </w:pPr>
       <w:r>
         <w:rPr>
-          <w:rFonts w:hint="cs"/>
-          <w:rtl/>
-        </w:rPr>
-        <w:t>إن أفضلية ذبيحة هابيل كانت تكمن في أنه اعترف بمكانته من خلال قربانه أمام الله: كخاطئ الذي كان عليه حُكم الموت. هو لم يأتِ بباكورة قطيعه حية كما يُوضّح بالكلمات التالية "</w:t>
-      </w:r>
-      <w:r>
-        <w:rPr>
-          <w:rtl/>
-        </w:rPr>
-        <w:t>وَمِنْ سِمَانِهَا</w:t>
-      </w:r>
-      <w:r>
-        <w:rPr>
-          <w:rFonts w:hint="cs"/>
-          <w:rtl/>
-        </w:rPr>
-        <w:t xml:space="preserve"> </w:t>
-      </w:r>
-      <w:r>
-        <w:rPr>
-          <w:rFonts w:hint="cs"/>
-          <w:rtl/>
-        </w:rPr>
-        <w:t>". إن معنى هذه الكلمات يتضح بضوء سفر العدد 18: 17. وبتقديم هابيل ذبيحة من هذا النوع وجّه الحقيقة إلى نفسه وأخذ مكانه الحقيقي أمام الله. في الأساس هو فعل ما فعله العشّار كيف</w:t>
-      </w:r>
-      <w:r>
-        <w:rPr>
-          <w:rFonts w:hint="cs"/>
-          <w:rtl/>
-        </w:rPr>
-        <w:t>ما</w:t>
-      </w:r>
-      <w:r>
-        <w:rPr>
-          <w:rFonts w:hint="cs"/>
-          <w:rtl/>
-        </w:rPr>
-        <w:t xml:space="preserve"> يخبر عنه الرب في لوقا 18: 13؛ ففي كل من الحالتين خرجا بنتيجة</w:t>
-      </w:r>
-      <w:r>
-        <w:rPr>
-          <w:rFonts w:hint="cs"/>
-          <w:rtl/>
-        </w:rPr>
-        <w:t xml:space="preserve"> حسنة.</w:t>
+          <w:rFonts w:ascii="Sakkal Majalla" w:hAnsi="Sakkal Majalla" w:cs="Sakkal Majalla" w:hint="cs"/>
+          <w:sz w:val="28"/>
+          <w:szCs w:val="28"/>
+          <w:rtl/>
+          <w:lang w:bidi="ar-AE"/>
+        </w:rPr>
+        <w:t xml:space="preserve">أنت تعرف قصة الجنرال، الذي </w:t>
+      </w:r>
+      <w:r>
+        <w:rPr>
+          <w:rFonts w:ascii="Sakkal Majalla" w:hAnsi="Sakkal Majalla" w:cs="Sakkal Majalla" w:hint="cs"/>
+          <w:sz w:val="28"/>
+          <w:szCs w:val="28"/>
+          <w:rtl/>
+          <w:lang w:bidi="ar-AE"/>
+        </w:rPr>
+        <w:t xml:space="preserve">أخرج جنوده من متن السفينة، التي رسوا بها، ومن ثم أشعل فيها النار، حيث حرم نفسه وهو متيقن بذلك طريق العودة الوحيد. هو فعل ذلك </w:t>
+      </w:r>
+      <w:proofErr w:type="gramStart"/>
+      <w:r>
+        <w:rPr>
+          <w:rFonts w:ascii="Sakkal Majalla" w:hAnsi="Sakkal Majalla" w:cs="Sakkal Majalla" w:hint="cs"/>
+          <w:sz w:val="28"/>
+          <w:szCs w:val="28"/>
+          <w:rtl/>
+          <w:lang w:bidi="ar-AE"/>
+        </w:rPr>
+        <w:t>لكي لا</w:t>
+      </w:r>
+      <w:proofErr w:type="gramEnd"/>
+      <w:r>
+        <w:rPr>
+          <w:rFonts w:ascii="Sakkal Majalla" w:hAnsi="Sakkal Majalla" w:cs="Sakkal Majalla" w:hint="cs"/>
+          <w:sz w:val="28"/>
+          <w:szCs w:val="28"/>
+          <w:rtl/>
+          <w:lang w:bidi="ar-AE"/>
+        </w:rPr>
+        <w:t xml:space="preserve"> يحاول أي واحد من رجاله بأن يُلقي بنظرة إلى الوراء ليتراجع. أنت أيضًا تصرف بحسب هذا المبدأ، حطّم كل رابطة مع العالم واتركها خلفك ووجه فكرك بنعمة من الله ليكون المسيح وحقوقه في كل الظروف الشيء الأساسي، فكرك الأول.</w:t>
       </w:r>
     </w:p>
     <w:p>
       <w:pPr>
-        <w:rPr>
-          <w:rtl/>
+        <w:jc w:val="both"/>
+        <w:rPr>
+          <w:rFonts w:ascii="Sakkal Majalla" w:hAnsi="Sakkal Majalla" w:cs="Sakkal Majalla"/>
+          <w:sz w:val="28"/>
+          <w:szCs w:val="28"/>
+          <w:lang w:bidi="ar-AE"/>
         </w:rPr>
       </w:pPr>
-      <w:r>
-        <w:rPr>
-          <w:rFonts w:hint="cs"/>
-          <w:rtl/>
-        </w:rPr>
-        <w:t>عدا ذلك نحن نرى الأفضلية الأكبر لذبيحة هابيل فيما يلي: ذبيحته كانت المثال الأول الواضح لموت المسيح. وهو واضح لأنه كان قد أتى خبر ضعيف عن موت المسيح في كلمة الله: إننا نقرأ عنه، بأن عقب نسل المرأة سيُسحَق. وإشارة أخرى ضعيفة عن موت المسيح نجدها في ألبسة آدم وحواء التي من جلد (أو فراء). والآن يتضح للعين ما قد أُشير إليه في هاتين الآيتين</w:t>
-      </w:r>
-      <w:r>
-        <w:rPr>
-          <w:rtl/>
-        </w:rPr>
-        <w:t xml:space="preserve"> </w:t>
-      </w:r>
-      <w:r>
-        <w:rPr>
-          <w:rtl/>
-        </w:rPr>
-        <w:t>فقط</w:t>
-      </w:r>
-      <w:r>
-        <w:rPr>
-          <w:rFonts w:hint="cs"/>
-          <w:rtl/>
-        </w:rPr>
-        <w:t>، ومن دون شك يُشير</w:t>
-      </w:r>
-      <w:r>
-        <w:rPr>
-          <w:rFonts w:hint="cs"/>
-          <w:rtl/>
-        </w:rPr>
-        <w:t xml:space="preserve"> </w:t>
-      </w:r>
-      <w:r>
-        <w:rPr>
-          <w:rFonts w:hint="cs"/>
-          <w:rtl/>
-        </w:rPr>
-        <w:t>الأمر</w:t>
-      </w:r>
-      <w:r>
-        <w:rPr>
-          <w:rFonts w:hint="cs"/>
-          <w:rtl/>
-        </w:rPr>
-        <w:t xml:space="preserve"> </w:t>
-      </w:r>
-      <w:r>
-        <w:rPr>
-          <w:rFonts w:hint="cs"/>
-          <w:rtl/>
-        </w:rPr>
-        <w:t xml:space="preserve">بأن هابيل ذبح حملانًا وقدّم سمانها لله، إلى ذبيحة الجلجثة العظيمة. إن بدر القمر المثير في الشتاء هو من انعكاس الشمس، التي لا زالت في تلك اللحظة </w:t>
-      </w:r>
-      <w:r>
-        <w:rPr>
-          <w:rFonts w:hint="cs"/>
-          <w:rtl/>
-        </w:rPr>
-        <w:t>غير محجوبة عنا. هكذا كمُنت أفضلية ذبيحة هابيل جوهريًا في أنه عكسَ نور ذبيحة يسوع المسيح في فجر تاريخ البشرية الذي كان لا يزال في المستقبل البعيد.</w:t>
-      </w:r>
-    </w:p>
-    <w:p>
-      <w:pPr>
-        <w:rPr>
-          <w:rtl/>
-        </w:rPr>
-      </w:pPr>
-      <w:r>
-        <w:rPr>
-          <w:rFonts w:hint="cs"/>
-          <w:rtl/>
-        </w:rPr>
-        <w:t xml:space="preserve">لهذا سُرّ الله بذبيحة هابيل، وقد شهد بصورة واضحة جدًا بأنه قبِل عطايا هابيل. </w:t>
-      </w:r>
-      <w:r>
-        <w:rPr>
-          <w:rFonts w:hint="cs"/>
-          <w:rtl/>
-        </w:rPr>
-        <w:t>سفر ال</w:t>
-      </w:r>
-      <w:r>
-        <w:rPr>
-          <w:rFonts w:hint="cs"/>
-          <w:rtl/>
-        </w:rPr>
-        <w:t>تكو</w:t>
-      </w:r>
-      <w:r>
-        <w:rPr>
-          <w:rFonts w:hint="cs"/>
-          <w:rtl/>
-        </w:rPr>
-        <w:t>ي</w:t>
-      </w:r>
-      <w:r>
-        <w:rPr>
-          <w:rFonts w:hint="cs"/>
-          <w:rtl/>
-        </w:rPr>
-        <w:t>ن يخبرنا بأن الله "نظر" إلى هابيل، ورسالة العبرانيين تعطينا الملاحظة، بأن الله شهد "لقرابينه". ولكن ولا في أي حال يخبرنا كيف أظهر الله شهادته. ربما، كما في من</w:t>
-      </w:r>
-      <w:r>
-        <w:rPr>
-          <w:rFonts w:hint="cs"/>
-          <w:rtl/>
-        </w:rPr>
-        <w:t>ا</w:t>
-      </w:r>
-      <w:r>
-        <w:rPr>
-          <w:rFonts w:hint="cs"/>
-          <w:rtl/>
-        </w:rPr>
-        <w:t xml:space="preserve">سبات أخرى، </w:t>
-      </w:r>
-      <w:r>
-        <w:rPr>
-          <w:rFonts w:hint="cs"/>
-          <w:rtl/>
-        </w:rPr>
-        <w:t>أوقع</w:t>
-      </w:r>
-      <w:r>
-        <w:rPr>
-          <w:rFonts w:hint="cs"/>
-          <w:rtl/>
-        </w:rPr>
-        <w:t xml:space="preserve"> نارًا من السماء. إن الصورة كيف أن الله قدّم شهادته ليس لها أي معنى؛ فالأمر بأن الله فعل ذلك، هو بالمقابل له أكبر أهمية.</w:t>
-      </w:r>
-    </w:p>
-    <w:p>
-      <w:pPr>
-        <w:rPr>
-          <w:rtl/>
-        </w:rPr>
-      </w:pPr>
-      <w:r>
-        <w:rPr>
-          <w:rFonts w:hint="cs"/>
-          <w:rtl/>
-        </w:rPr>
-        <w:t>إن هذا الأمر كان هام</w:t>
-      </w:r>
-      <w:r>
-        <w:rPr>
-          <w:rFonts w:hint="cs"/>
-          <w:rtl/>
-        </w:rPr>
-        <w:t>ًا</w:t>
-      </w:r>
-      <w:r>
-        <w:rPr>
-          <w:rFonts w:hint="cs"/>
-          <w:rtl/>
-        </w:rPr>
-        <w:t xml:space="preserve"> جدًا لهابيل لأنه به حصل على "الشهادة، بأنه كان بارًا"، أو بكلمات أخرى: علاقته بالله كانت سليمة. و</w:t>
-      </w:r>
-      <w:r>
-        <w:rPr>
-          <w:rtl/>
-        </w:rPr>
-        <w:t xml:space="preserve"> </w:t>
-      </w:r>
-      <w:r>
-        <w:rPr>
-          <w:rtl/>
-        </w:rPr>
-        <w:t xml:space="preserve">هذا </w:t>
-      </w:r>
-      <w:r>
-        <w:rPr>
-          <w:rFonts w:hint="cs"/>
-          <w:rtl/>
-        </w:rPr>
-        <w:t xml:space="preserve">نحن أيضًا يعنينا كثيرًا، لأننا في ذات الصورة نحصل على يقين تبريرنا. </w:t>
-      </w:r>
-      <w:r>
-        <w:rPr>
-          <w:rFonts w:hint="cs"/>
-          <w:rtl/>
-        </w:rPr>
-        <w:t>الله لم يشهد لشخص هابيل أو لأفضلية طابعه، وإنما شهد بالنظر إلى أفضلية الذبيحة التي قدمها هابيل وبالنظر إلى الأساس الذي استطاع أن يقترب عليه إلى الله. في اللحظة التي عرف بها هابيل بأن ذبيحته قُبلت، عرف بأنه هو بنفسه قد قُبل، لأن الكل كان متعلقًا أو واقعًا على الذبيحة التي قدمها. إن قَبول ذبيحته منحه اليقين الشخصي بأن علاقته بالله كانت سليمة.</w:t>
-      </w:r>
-    </w:p>
-    <w:p>
-      <w:pPr>
-        <w:rPr>
-          <w:rtl/>
-        </w:rPr>
-      </w:pPr>
-      <w:r>
-        <w:rPr>
-          <w:rFonts w:hint="cs"/>
-          <w:rtl/>
-        </w:rPr>
-        <w:t>إن كنا نود بأن يكون لنا وعي ثابت ودائم بأن أمرنا سليم مع الله، فلا بد وأن يعتمد على الحقيقة بأن قَبولنا يعتمد على أساس ذبيحة المسيح. إن ذبيحته التي حدثت مرة واحدة وإلى الأبد أرضت الله بالتمام.</w:t>
-      </w:r>
-    </w:p>
-    <w:p>
-      <w:pPr>
-        <w:rPr>
-          <w:rtl/>
-        </w:rPr>
-      </w:pPr>
-      <w:r>
-        <w:rPr>
-          <w:rFonts w:hint="cs"/>
-          <w:rtl/>
-        </w:rPr>
-        <w:t xml:space="preserve">بماذا صادق الله على قَبوله لذبيحة المسيح كذبيحة خطية؟ هذا السؤال يمكننا </w:t>
-      </w:r>
-      <w:r>
-        <w:rPr>
-          <w:rtl/>
-        </w:rPr>
-        <w:t>–</w:t>
-      </w:r>
-      <w:r>
-        <w:rPr>
-          <w:rFonts w:hint="cs"/>
-          <w:rtl/>
-        </w:rPr>
-        <w:t xml:space="preserve"> ونشكر الله على هذا! </w:t>
-      </w:r>
-      <w:r>
-        <w:rPr>
-          <w:rtl/>
-        </w:rPr>
-        <w:t>–</w:t>
-      </w:r>
-      <w:r>
-        <w:rPr>
-          <w:rFonts w:hint="cs"/>
-          <w:rtl/>
-        </w:rPr>
-        <w:t xml:space="preserve"> أن نجيب عليه بكل وضوح ودون أن يكون فيه أي غموض. كيف</w:t>
-      </w:r>
-      <w:r>
-        <w:rPr>
-          <w:rFonts w:hint="cs"/>
-          <w:rtl/>
-        </w:rPr>
-        <w:t xml:space="preserve"> أن </w:t>
-      </w:r>
-      <w:r>
-        <w:rPr>
-          <w:rtl/>
-        </w:rPr>
-        <w:t>الله</w:t>
-      </w:r>
-      <w:r>
-        <w:rPr>
-          <w:rFonts w:hint="cs"/>
-          <w:rtl/>
-        </w:rPr>
-        <w:t xml:space="preserve"> شهد على قبوله لقربان هابيل لا نعرف شيئًا عنه بالتحديد، ولكننا نعرف من دون أي شك كيف أنه شهد لذبيحة المسيح.</w:t>
-      </w:r>
-      <w:r>
-        <w:rPr>
-          <w:rFonts w:hint="cs"/>
-          <w:rtl/>
-        </w:rPr>
-        <w:t xml:space="preserve"> عبرانيين 12: 12 </w:t>
-      </w:r>
-      <w:r>
-        <w:rPr>
-          <w:rtl/>
-        </w:rPr>
-        <w:t>–</w:t>
-      </w:r>
-      <w:r>
-        <w:rPr>
-          <w:rFonts w:hint="cs"/>
-          <w:rtl/>
-        </w:rPr>
-        <w:t xml:space="preserve"> 14 يخبرنا بأن المسيح "</w:t>
-      </w:r>
-      <w:r>
-        <w:rPr>
-          <w:rtl/>
-        </w:rPr>
-        <w:t xml:space="preserve">  12وَأَمَّا هذَا فَبَعْدَمَا قَدَّمَ عَنِ الْخَطَايَا ذَبِيحَةً وَاحِدَةً، جَلَسَ إِلَى الأَبَدِ عَنْ يَمِينِ اللهِ،  </w:t>
-      </w:r>
-      <w:r>
-        <w:rPr>
-          <w:rFonts w:hint="cs"/>
-          <w:rtl/>
-        </w:rPr>
-        <w:t>...</w:t>
-      </w:r>
-      <w:r>
-        <w:rPr>
-          <w:rtl/>
-        </w:rPr>
-        <w:t xml:space="preserve">  14لأَنَّهُ بِقُرْبَانٍ وَاحِدٍ قَدْ أَكْمَلَ إِلَى الأَبَدِ الْمُقَدَّسِينَ.</w:t>
-      </w:r>
-      <w:r>
-        <w:rPr>
-          <w:rFonts w:hint="cs"/>
-          <w:rtl/>
-        </w:rPr>
-        <w:t>" إ قيامته وجلوسه عن يمين الله هو الشهادة الإلهية على قيمة ذبيحته الفائقة.</w:t>
-      </w:r>
-    </w:p>
-    <w:p>
-      <w:pPr>
-        <w:rPr>
-          <w:rtl/>
-        </w:rPr>
-      </w:pPr>
-      <w:r>
-        <w:rPr>
-          <w:rFonts w:hint="cs"/>
-          <w:rtl/>
-        </w:rPr>
-        <w:t xml:space="preserve">إن شهادة الله على قبوله الذبيحة هي لمقدّم الذبيحة البرهان بأنه أصبح بارًا أمام الله. هذا هو قول عبرانيين 11: 4 من جهة هابيل. وهو تمامًا هكذا من نحونا نحن أيضًا. عندما يحوّل المؤمن عين إيمانه إلى يسوع الجالس عن يمين الله، فسيجد كل براهين تبريره الكامل أمام الله. إننا لا يسعنا أن نكشف عن هذه النقطة بما يكفي في صورة واضحة. إن حاولنا أن نحصل على يقين تبريرنا بطريقة أخرى، على سبيل المثال بتحويل انتباهنا إلى عواطفنا، اختباراتنا أو حتى إلى إيماننا، فحتمًا سنصل إلى عدم يقين. الله لا يشهد لأي من هذه الأمور، لأنه لا شيء منها هو كامل، وبالتالي كل برهان </w:t>
-      </w:r>
-      <w:r>
-        <w:rPr>
-          <w:rFonts w:hint="cs"/>
-          <w:rtl/>
-        </w:rPr>
-        <w:t>الذي يتخذها أساسًا له هو بشري حتى في أفضل حالاته. شهادة الله قائمة على ذبيحة المسيح الكاملة. اليقين الكامل نجده في شهادة الله وفيها يمكننا بكل تأكيد أن نجد راحتنا.</w:t>
-      </w:r>
-    </w:p>
-    <w:p>
-      <w:pPr>
-        <w:rPr>
-          <w:rtl/>
-        </w:rPr>
-      </w:pPr>
-      <w:r>
-        <w:rPr>
-          <w:rFonts w:hint="cs"/>
-          <w:rtl/>
-        </w:rPr>
-        <w:t>هابيل قدّم أفضل ذبيحة عنده بالإيمان. هو قدّم النوعية الصحيحة في القرابين، غير أنه لم يفعل ذلك بسعيه وراء سعادته أو على أساس وحي معيّن، وإنما بالإيمان. وفي ذلك بالذات كان فشل قايين. من الممكن أن رغبته بأن يقترب إلى الله، كانت بنية صادقة، لكنه لم يفهم طريق الله، وذهنه الموصوم جعله أخيرًا يتعثّر في طريقه الخاص. لكن إن كان لهابيل إيمان</w:t>
-      </w:r>
-      <w:r>
-        <w:rPr>
-          <w:rFonts w:hint="cs"/>
-          <w:rtl/>
-        </w:rPr>
-        <w:t xml:space="preserve"> فعلى ماذا اعتمد إيمانه؟ الإيمان يصدّق الله ببساطة في كلمته وبالتالي هو يحصل على نور الوحي الإلهي. فأين كانت الكلمة أو الوحي الذي اعتمد عليه إيمان هابيل؟</w:t>
-      </w:r>
-    </w:p>
-    <w:p>
-      <w:pPr>
-        <w:rPr>
-          <w:rtl/>
-        </w:rPr>
-      </w:pPr>
-      <w:r>
-        <w:rPr>
-          <w:rFonts w:hint="cs"/>
-          <w:rtl/>
-        </w:rPr>
-        <w:t xml:space="preserve">الوحي الوحيد الذي ينكشف لنا في الكتاب، نجده في تعامل الله في اليوم الذي دخلت الخطية عدن وألبس الله آدم وحواء ثيابًا من جلد. هذا اللباس كان قد تسبب بموت الحيوانات التي كان الاحتياج إلى جلودها لهذا الغرض. بالذات في اليوم حينما اقتحمت الخطية الجنة كان أيضًا الموت هناك؛ غير أنه لم يكن موت الرجل والمرأة اللذان أخطآ، وإنما بالحري موت حيوان بريء الذي أُعدّ بواسطته الغطاء الذي كان يحتاجه الخاطي. إن معاملة الله هذه مهمة جدًا. لقد كانت إحدى تلك الفرص التي فيها تكلمت الأفعال بصوت أعلى من الكلمات. </w:t>
-      </w:r>
-      <w:r>
-        <w:rPr>
-          <w:rFonts w:hint="cs"/>
-          <w:rtl/>
-        </w:rPr>
-        <w:t>الله خبّر بأفكاره بطريقة مصورة.</w:t>
-      </w:r>
-    </w:p>
-    <w:p>
-      <w:pPr>
-        <w:rPr>
-          <w:rtl/>
-        </w:rPr>
-      </w:pPr>
-      <w:r>
-        <w:rPr>
-          <w:rFonts w:hint="cs"/>
-          <w:rtl/>
-        </w:rPr>
-        <w:t>إن هذا كان لائقًا جدًا بالحالة، لأن البشرية في تلك الفترة كانت لا زالت</w:t>
-      </w:r>
-      <w:r>
-        <w:rPr>
-          <w:rFonts w:hint="cs"/>
-          <w:rtl/>
-        </w:rPr>
-        <w:t xml:space="preserve"> في</w:t>
-      </w:r>
-      <w:r>
-        <w:rPr>
-          <w:rFonts w:hint="cs"/>
-          <w:rtl/>
-        </w:rPr>
-        <w:t xml:space="preserve"> فترة "طفولتها". نحن جميعنا نعلم بأن الصورة تعلّم الأولاد أكثر من كلمات كثيرة. الله عبّر بهذه الطريقة التصويرية كيف يُلبس خطاة أثمة حتى يتسنى لهم أن يحتملوا محضره. لقد كان على هابيل أن يستوعب الإيمان، أو الطريق الإلهي ويفهمه. فقط بالإيمان وحده يمكننا أن نفهم بأن العالمين أُتقنت (أُعدّت) بكلمة الله. بالإيمان فقط فهم هابيل ما هو الطريق الصحيح في الاقتراب إلى الله، وبالإيمان فقط نفهمه في أيامنا.</w:t>
-      </w:r>
-      <w:r>
-        <w:rPr>
-          <w:rFonts w:hint="cs"/>
-          <w:rtl/>
-        </w:rPr>
-        <w:t xml:space="preserve"> في كل مرة من جديد نحن شهود عيان للمشهد المأساوي لحكماء وأذكياء هذا العالم، الذين يتخبطون في ظلام دامس، بتساؤلهم عن الطريق إلى الله وليس لهم أي علم بالظلام الذي هم فيه. </w:t>
-      </w:r>
-      <w:r>
-        <w:rPr>
-          <w:rFonts w:hint="cs"/>
-          <w:rtl/>
-        </w:rPr>
-        <w:t>هم لديهم المستوى الأول في الذكاء وثقافة مذهلة، ولكن ليس لهم إيمان.</w:t>
-      </w:r>
-    </w:p>
-    <w:p>
-      <w:pPr>
-        <w:rPr>
-          <w:rtl/>
-        </w:rPr>
-      </w:pPr>
-      <w:r>
-        <w:rPr>
-          <w:rFonts w:hint="cs"/>
-          <w:rtl/>
-        </w:rPr>
-        <w:t>على الرغم أننا دخلنا في تفاصيل الإيمان في النهاية فقط، إلا أنه مذكور في عبرانيين 11: 4 في المكان الأول لأن كل شيء يبدأ به بالنسبة لنا. التسلسل في آيتنا هو كالتالي: إيمان، ذبيحة، شهادة، تبرير، تكلم. أفلا ينطبق هذا التسلسل تمامًا علينا نحن أيضًا؟ إيماننا يرتكز على ذبيحة الرب يسوع؛ ففي قيامته وفي صعوده نجد بأن الله رضي تمامًا، وبمعرفتنا بتبريرنا تكون قلوبنا في سلام عميق. عندها، وعندها فقط يمكننا أن نفتح شفاهنا للشهادة وأن نتكلم بما اكتشفناه لأنفسنا.</w:t>
-      </w:r>
-    </w:p>
-    <w:p>
-      <w:pPr>
-        <w:rPr>
-          <w:rFonts w:hint="cs"/>
-        </w:rPr>
-      </w:pPr>
-      <w:r>
-        <w:rPr>
-          <w:rFonts w:hint="cs"/>
-          <w:rtl/>
-        </w:rPr>
-        <w:t xml:space="preserve">دم هابيل تكلم وصرخ </w:t>
-      </w:r>
-      <w:r>
-        <w:rPr>
-          <w:rFonts w:hint="cs"/>
-          <w:rtl/>
-        </w:rPr>
-        <w:t>طالبًا النقمة</w:t>
-      </w:r>
-      <w:r>
-        <w:rPr>
-          <w:rFonts w:hint="cs"/>
-          <w:rtl/>
-        </w:rPr>
-        <w:t>. دم المسيح يتكلم عن أمور أفضل من دم هابيل.</w:t>
-      </w:r>
+      <w:bookmarkStart w:id="0" w:name="_GoBack"/>
+      <w:bookmarkEnd w:id="0"/>
     </w:p>
     <w:sectPr>
       <w:pgSz w:w="11906" w:h="16838"/>
-      <w:pgMar w:top="1440" w:right="1440" w:bottom="1440" w:left="1440" w:header="708" w:footer="708" w:gutter="0"/>
+      <w:pgMar w:top="1440" w:right="1800" w:bottom="1440" w:left="1800" w:header="708" w:footer="708" w:gutter="0"/>
       <w:cols w:space="708"/>
       <w:bidi/>
       <w:rtlGutter/>
@@ -765,21 +1589,19 @@
 </file>
 
 <file path=word/styles.xml><?xml version="1.0" encoding="utf-8"?>
-<w:styles xmlns:mc="http://schemas.openxmlformats.org/markup-compatibility/2006" xmlns:r="http://schemas.openxmlformats.org/officeDocument/2006/relationships" xmlns:w="http://schemas.openxmlformats.org/wordprocessingml/2006/main" xmlns:w14="http://schemas.microsoft.com/office/word/2010/wordml" xmlns:w15="http://schemas.microsoft.com/office/word/2012/wordml" xmlns:w16cex="http://schemas.microsoft.com/office/word/2018/wordml/cex" xmlns:w16cid="http://schemas.microsoft.com/office/word/2016/wordml/cid" xmlns:w16="http://schemas.microsoft.com/office/word/2018/wordml" xmlns:w16sdtdh="http://schemas.microsoft.com/office/word/2020/wordml/sdtdatahash" xmlns:w16se="http://schemas.microsoft.com/office/word/2015/wordml/symex" mc:Ignorable="w14 w15 w16se w16cid w16 w16cex w16sdtdh">
+<w:styles xmlns:mc="http://schemas.openxmlformats.org/markup-compatibility/2006" xmlns:r="http://schemas.openxmlformats.org/officeDocument/2006/relationships" xmlns:w="http://schemas.openxmlformats.org/wordprocessingml/2006/main" xmlns:w14="http://schemas.microsoft.com/office/word/2010/wordml" xmlns:w15="http://schemas.microsoft.com/office/word/2012/wordml" xmlns:w16cid="http://schemas.microsoft.com/office/word/2016/wordml/cid" xmlns:w16se="http://schemas.microsoft.com/office/word/2015/wordml/symex" mc:Ignorable="w14 w15 w16se w16cid">
   <w:docDefaults>
     <w:rPrDefault>
       <w:rPr>
-        <w:rFonts w:ascii="Sakkal Majalla" w:eastAsiaTheme="minorHAnsi" w:hAnsi="Sakkal Majalla" w:cs="Sakkal Majalla"/>
-        <w:sz w:val="28"/>
-        <w:szCs w:val="28"/>
-        <w:lang w:val="en-US" w:eastAsia="en-US" w:bidi="he-IL"/>
+        <w:rFonts w:asciiTheme="minorHAnsi" w:eastAsiaTheme="minorHAnsi" w:hAnsiTheme="minorHAnsi" w:cstheme="minorBidi"/>
+        <w:sz w:val="22"/>
+        <w:szCs w:val="22"/>
+        <w:lang w:val="en-US" w:eastAsia="en-US" w:bidi="ar-SA"/>
       </w:rPr>
     </w:rPrDefault>
     <w:pPrDefault>
       <w:pPr>
-        <w:bidi/>
         <w:spacing w:after="160" w:line="259" w:lineRule="auto"/>
-        <w:jc w:val="both"/>
       </w:pPr>
     </w:pPrDefault>
   </w:docDefaults>
@@ -1164,8 +1986,10 @@
   <w:style w:type="paragraph" w:default="1" w:styleId="Normal">
     <w:name w:val="Normal"/>
     <w:qFormat/>
+    <w:pPr>
+      <w:bidi/>
+    </w:pPr>
     <w:rPr>
-      <w:noProof/>
       <w:lang w:bidi="ar-EG"/>
     </w:rPr>
   </w:style>
@@ -1201,7 +2025,7 @@
     <w:basedOn w:val="DefaultParagraphFont"/>
     <w:uiPriority w:val="99"/>
     <w:unhideWhenUsed/>
-    <w:rsid w:val="00EC268C"/>
+    <w:rsid w:val="009A2538"/>
     <w:rPr>
       <w:color w:val="0563C1" w:themeColor="hyperlink"/>
       <w:u w:val="single"/>
@@ -1213,7 +2037,7 @@
     <w:uiPriority w:val="99"/>
     <w:semiHidden/>
     <w:unhideWhenUsed/>
-    <w:rsid w:val="00EC268C"/>
+    <w:rsid w:val="009A2538"/>
     <w:rPr>
       <w:color w:val="605E5C"/>
       <w:shd w:val="clear" w:color="auto" w:fill="E1DFDD"/>
